--- a/module4/practice2/practice2.docx
+++ b/module4/practice2/practice2.docx
@@ -29,242 +29,6 @@
             <wp:extent cx="5940425" cy="3618230"/>
             <wp:effectExtent l="0" t="0" r="3175" b="1270"/>
             <wp:docPr id="1" name="Рисунок 1"/>
-            <wp:cNvGraphicFramePr>
-              <a:graphicFrameLocks xmlns:a="http://schemas.openxmlformats.org/drawingml/2006/main" noChangeAspect="1"/>
-            </wp:cNvGraphicFramePr>
-            <a:graphic xmlns:a="http://schemas.openxmlformats.org/drawingml/2006/main">
-              <a:graphicData uri="http://schemas.openxmlformats.org/drawingml/2006/picture">
-                <pic:pic xmlns:pic="http://schemas.openxmlformats.org/drawingml/2006/picture">
-                  <pic:nvPicPr>
-                    <pic:cNvPr id="1" name=""/>
-                    <pic:cNvPicPr/>
-                  </pic:nvPicPr>
-                  <pic:blipFill>
-                    <a:blip r:embed="rId4"/>
-                    <a:stretch>
-                      <a:fillRect/>
-                    </a:stretch>
-                  </pic:blipFill>
-                  <pic:spPr>
-                    <a:xfrm>
-                      <a:off x="0" y="0"/>
-                      <a:ext cx="5940425" cy="3618230"/>
-                    </a:xfrm>
-                    <a:prstGeom prst="rect">
-                      <a:avLst/>
-                    </a:prstGeom>
-                  </pic:spPr>
-                </pic:pic>
-              </a:graphicData>
-            </a:graphic>
-          </wp:inline>
-        </w:drawing>
-      </w:r>
-    </w:p>
-    <w:p/>
-    <w:p>
-      <w:pPr>
-        <w:rPr>
-          <w:rFonts w:ascii="Times New Roman" w:hAnsi="Times New Roman" w:cs="Times New Roman"/>
-          <w:sz w:val="28"/>
-          <w:szCs w:val="28"/>
-        </w:rPr>
-      </w:pPr>
-      <w:r>
-        <w:rPr>
-          <w:rFonts w:ascii="Times New Roman" w:hAnsi="Times New Roman" w:cs="Times New Roman"/>
-          <w:sz w:val="28"/>
-          <w:szCs w:val="28"/>
-          <w:lang w:val="en-US"/>
-        </w:rPr>
-        <w:t>sh span</w:t>
-      </w:r>
-    </w:p>
-    <w:p>
-      <w:pPr>
-        <w:rPr>
-          <w:rFonts w:ascii="Times New Roman" w:hAnsi="Times New Roman" w:cs="Times New Roman"/>
-          <w:sz w:val="28"/>
-          <w:szCs w:val="28"/>
-          <w:lang w:val="en-US"/>
-        </w:rPr>
-      </w:pPr>
-      <w:r>
-        <w:rPr>
-          <w:noProof/>
-        </w:rPr>
-        <w:lastRenderedPageBreak/>
-        <w:drawing>
-          <wp:inline distT="0" distB="0" distL="0" distR="0" wp14:anchorId="43036E18" wp14:editId="103F0C71">
-            <wp:extent cx="5940425" cy="8830310"/>
-            <wp:effectExtent l="0" t="0" r="3175" b="8890"/>
-            <wp:docPr id="2" name="Рисунок 2"/>
-            <wp:cNvGraphicFramePr>
-              <a:graphicFrameLocks xmlns:a="http://schemas.openxmlformats.org/drawingml/2006/main" noChangeAspect="1"/>
-            </wp:cNvGraphicFramePr>
-            <a:graphic xmlns:a="http://schemas.openxmlformats.org/drawingml/2006/main">
-              <a:graphicData uri="http://schemas.openxmlformats.org/drawingml/2006/picture">
-                <pic:pic xmlns:pic="http://schemas.openxmlformats.org/drawingml/2006/picture">
-                  <pic:nvPicPr>
-                    <pic:cNvPr id="1" name=""/>
-                    <pic:cNvPicPr/>
-                  </pic:nvPicPr>
-                  <pic:blipFill>
-                    <a:blip r:embed="rId5"/>
-                    <a:stretch>
-                      <a:fillRect/>
-                    </a:stretch>
-                  </pic:blipFill>
-                  <pic:spPr>
-                    <a:xfrm>
-                      <a:off x="0" y="0"/>
-                      <a:ext cx="5940425" cy="8830310"/>
-                    </a:xfrm>
-                    <a:prstGeom prst="rect">
-                      <a:avLst/>
-                    </a:prstGeom>
-                  </pic:spPr>
-                </pic:pic>
-              </a:graphicData>
-            </a:graphic>
-          </wp:inline>
-        </w:drawing>
-      </w:r>
-    </w:p>
-    <w:p>
-      <w:pPr>
-        <w:rPr>
-          <w:rFonts w:ascii="Times New Roman" w:hAnsi="Times New Roman" w:cs="Times New Roman"/>
-          <w:sz w:val="28"/>
-          <w:szCs w:val="28"/>
-          <w:lang w:val="en-US"/>
-        </w:rPr>
-      </w:pPr>
-    </w:p>
-    <w:p>
-      <w:pPr>
-        <w:rPr>
-          <w:rFonts w:ascii="Times New Roman" w:hAnsi="Times New Roman" w:cs="Times New Roman"/>
-          <w:sz w:val="28"/>
-          <w:szCs w:val="28"/>
-          <w:lang w:val="en-US"/>
-        </w:rPr>
-      </w:pPr>
-      <w:r>
-        <w:rPr>
-          <w:rFonts w:ascii="Times New Roman" w:hAnsi="Times New Roman" w:cs="Times New Roman"/>
-          <w:sz w:val="28"/>
-          <w:szCs w:val="28"/>
-          <w:lang w:val="en-US"/>
-        </w:rPr>
-        <w:lastRenderedPageBreak/>
-        <w:t>enable</w:t>
-      </w:r>
-    </w:p>
-    <w:p>
-      <w:pPr>
-        <w:rPr>
-          <w:rFonts w:ascii="Times New Roman" w:hAnsi="Times New Roman" w:cs="Times New Roman"/>
-          <w:sz w:val="28"/>
-          <w:szCs w:val="28"/>
-          <w:lang w:val="en-US"/>
-        </w:rPr>
-      </w:pPr>
-      <w:r>
-        <w:rPr>
-          <w:rFonts w:ascii="Times New Roman" w:hAnsi="Times New Roman" w:cs="Times New Roman"/>
-          <w:sz w:val="28"/>
-          <w:szCs w:val="28"/>
-          <w:lang w:val="en-US"/>
-        </w:rPr>
-        <w:t>conf t</w:t>
-      </w:r>
-    </w:p>
-    <w:p>
-      <w:pPr>
-        <w:rPr>
-          <w:rFonts w:ascii="Times New Roman" w:hAnsi="Times New Roman" w:cs="Times New Roman"/>
-          <w:sz w:val="28"/>
-          <w:szCs w:val="28"/>
-          <w:lang w:val="en-US"/>
-        </w:rPr>
-      </w:pPr>
-      <w:r>
-        <w:rPr>
-          <w:rFonts w:ascii="Times New Roman" w:hAnsi="Times New Roman" w:cs="Times New Roman"/>
-          <w:sz w:val="28"/>
-          <w:szCs w:val="28"/>
-          <w:lang w:val="en-US"/>
-        </w:rPr>
-        <w:t>span vlan 1 pr 4096</w:t>
-      </w:r>
-    </w:p>
-    <w:p>
-      <w:pPr>
-        <w:rPr>
-          <w:rFonts w:ascii="Times New Roman" w:hAnsi="Times New Roman" w:cs="Times New Roman"/>
-          <w:sz w:val="28"/>
-          <w:szCs w:val="28"/>
-          <w:lang w:val="en-US"/>
-        </w:rPr>
-      </w:pPr>
-      <w:r>
-        <w:rPr>
-          <w:rFonts w:ascii="Times New Roman" w:hAnsi="Times New Roman" w:cs="Times New Roman"/>
-          <w:sz w:val="28"/>
-          <w:szCs w:val="28"/>
-          <w:lang w:val="en-US"/>
-        </w:rPr>
-        <w:t>end</w:t>
-      </w:r>
-    </w:p>
-    <w:p>
-      <w:pPr>
-        <w:rPr>
-          <w:rFonts w:ascii="Times New Roman" w:hAnsi="Times New Roman" w:cs="Times New Roman"/>
-          <w:sz w:val="28"/>
-          <w:szCs w:val="28"/>
-          <w:lang w:val="en-US"/>
-        </w:rPr>
-      </w:pPr>
-    </w:p>
-    <w:p>
-      <w:pPr>
-        <w:rPr>
-          <w:rFonts w:ascii="Times New Roman" w:hAnsi="Times New Roman" w:cs="Times New Roman"/>
-          <w:sz w:val="28"/>
-          <w:szCs w:val="28"/>
-          <w:lang w:val="en-US"/>
-        </w:rPr>
-      </w:pPr>
-      <w:r>
-        <w:rPr>
-          <w:rFonts w:ascii="Times New Roman" w:hAnsi="Times New Roman" w:cs="Times New Roman"/>
-          <w:sz w:val="28"/>
-          <w:szCs w:val="28"/>
-          <w:lang w:val="en-US"/>
-        </w:rPr>
-        <w:t>sh span vlan 1</w:t>
-      </w:r>
-    </w:p>
-    <w:p>
-      <w:pPr>
-        <w:rPr>
-          <w:rFonts w:ascii="Times New Roman" w:hAnsi="Times New Roman" w:cs="Times New Roman"/>
-          <w:sz w:val="28"/>
-          <w:szCs w:val="28"/>
-          <w:lang w:val="en-US"/>
-        </w:rPr>
-      </w:pPr>
-      <w:r>
-        <w:rPr>
-          <w:noProof/>
-        </w:rPr>
-        <w:drawing>
-          <wp:inline distT="0" distB="0" distL="0" distR="0" wp14:anchorId="3C75A460" wp14:editId="082FC34E">
-            <wp:extent cx="5181600" cy="3657600"/>
-            <wp:effectExtent l="0" t="0" r="0" b="0"/>
-            <wp:docPr id="3" name="Рисунок 3"/>
             <wp:cNvGraphicFramePr>
               <a:graphicFrameLocks xmlns:a="http://schemas.openxmlformats.org/drawingml/2006/main" noChangeAspect="1"/>
             </wp:cNvGraphicFramePr>
@@ -284,7 +48,7 @@
                   <pic:spPr>
                     <a:xfrm>
                       <a:off x="0" y="0"/>
-                      <a:ext cx="5181600" cy="3657600"/>
+                      <a:ext cx="5940425" cy="3618230"/>
                     </a:xfrm>
                     <a:prstGeom prst="rect">
                       <a:avLst/>
@@ -297,31 +61,190 @@
         </w:drawing>
       </w:r>
     </w:p>
-    <w:p>
-      <w:pPr>
-        <w:rPr>
-          <w:rFonts w:ascii="Times New Roman" w:hAnsi="Times New Roman" w:cs="Times New Roman"/>
-          <w:sz w:val="28"/>
-          <w:szCs w:val="28"/>
-          <w:lang w:val="en-US"/>
-        </w:rPr>
-      </w:pPr>
-      <w:r>
-        <w:rPr>
-          <w:rFonts w:ascii="Times New Roman" w:hAnsi="Times New Roman" w:cs="Times New Roman"/>
-          <w:sz w:val="28"/>
-          <w:szCs w:val="28"/>
-          <w:lang w:val="en-US"/>
-        </w:rPr>
-        <w:t>sh span sum</w:t>
-      </w:r>
-    </w:p>
-    <w:p>
-      <w:pPr>
-        <w:rPr>
-          <w:rFonts w:ascii="Times New Roman" w:hAnsi="Times New Roman" w:cs="Times New Roman"/>
-          <w:sz w:val="36"/>
-          <w:szCs w:val="36"/>
+    <w:p/>
+    <w:p>
+      <w:pPr>
+        <w:rPr>
+          <w:rFonts w:ascii="Times New Roman" w:hAnsi="Times New Roman" w:cs="Times New Roman"/>
+          <w:sz w:val="28"/>
+          <w:szCs w:val="28"/>
+        </w:rPr>
+      </w:pPr>
+      <w:r>
+        <w:rPr>
+          <w:rFonts w:ascii="Times New Roman" w:hAnsi="Times New Roman" w:cs="Times New Roman"/>
+          <w:sz w:val="28"/>
+          <w:szCs w:val="28"/>
+          <w:lang w:val="en-US"/>
+        </w:rPr>
+        <w:t>STP</w:t>
+      </w:r>
+      <w:r>
+        <w:rPr>
+          <w:rFonts w:ascii="Times New Roman" w:hAnsi="Times New Roman" w:cs="Times New Roman"/>
+          <w:sz w:val="28"/>
+          <w:szCs w:val="28"/>
+        </w:rPr>
+        <w:t xml:space="preserve"> </w:t>
+      </w:r>
+      <w:r>
+        <w:rPr>
+          <w:rFonts w:ascii="Times New Roman" w:hAnsi="Times New Roman" w:cs="Times New Roman"/>
+          <w:sz w:val="28"/>
+          <w:szCs w:val="28"/>
+        </w:rPr>
+        <w:t>это</w:t>
+      </w:r>
+      <w:r>
+        <w:rPr>
+          <w:rFonts w:ascii="Times New Roman" w:hAnsi="Times New Roman" w:cs="Times New Roman"/>
+          <w:sz w:val="28"/>
+          <w:szCs w:val="28"/>
+        </w:rPr>
+        <w:t xml:space="preserve"> </w:t>
+      </w:r>
+      <w:r>
+        <w:rPr>
+          <w:rFonts w:ascii="Times New Roman" w:hAnsi="Times New Roman" w:cs="Times New Roman"/>
+          <w:sz w:val="28"/>
+          <w:szCs w:val="28"/>
+        </w:rPr>
+        <w:t xml:space="preserve">протокол, который предотвращает образование петель в сети на канальном уровне. Он автоматически блокирует лишние порты, оставляя только один активный путь. Если основной кабель обрывается, то </w:t>
+      </w:r>
+      <w:r>
+        <w:rPr>
+          <w:rFonts w:ascii="Times New Roman" w:hAnsi="Times New Roman" w:cs="Times New Roman"/>
+          <w:sz w:val="28"/>
+          <w:szCs w:val="28"/>
+          <w:lang w:val="en-US"/>
+        </w:rPr>
+        <w:t>STP</w:t>
+      </w:r>
+      <w:r>
+        <w:rPr>
+          <w:rFonts w:ascii="Times New Roman" w:hAnsi="Times New Roman" w:cs="Times New Roman"/>
+          <w:sz w:val="28"/>
+          <w:szCs w:val="28"/>
+        </w:rPr>
+        <w:t xml:space="preserve"> </w:t>
+      </w:r>
+      <w:r>
+        <w:rPr>
+          <w:rFonts w:ascii="Times New Roman" w:hAnsi="Times New Roman" w:cs="Times New Roman"/>
+          <w:sz w:val="28"/>
+          <w:szCs w:val="28"/>
+        </w:rPr>
+        <w:t xml:space="preserve">разблокирует резервные порты или перестраивает сеть коммутаторов. Для построения сети </w:t>
+      </w:r>
+      <w:r>
+        <w:rPr>
+          <w:rFonts w:ascii="Times New Roman" w:hAnsi="Times New Roman" w:cs="Times New Roman"/>
+          <w:sz w:val="28"/>
+          <w:szCs w:val="28"/>
+          <w:lang w:val="en-US"/>
+        </w:rPr>
+        <w:t>STP</w:t>
+      </w:r>
+      <w:r>
+        <w:rPr>
+          <w:rFonts w:ascii="Times New Roman" w:hAnsi="Times New Roman" w:cs="Times New Roman"/>
+          <w:sz w:val="28"/>
+          <w:szCs w:val="28"/>
+        </w:rPr>
+        <w:t xml:space="preserve"> </w:t>
+      </w:r>
+      <w:r>
+        <w:rPr>
+          <w:rFonts w:ascii="Times New Roman" w:hAnsi="Times New Roman" w:cs="Times New Roman"/>
+          <w:sz w:val="28"/>
+          <w:szCs w:val="28"/>
+        </w:rPr>
+        <w:t xml:space="preserve">выбирает корневой мост по наименьшему числу приоритета. После выбора корневого моста, коммутаторы обмениваются информацией о цене (приоритете или скорости) своих портов и дальности до корневого моста. По этой информации </w:t>
+      </w:r>
+      <w:r>
+        <w:rPr>
+          <w:rFonts w:ascii="Times New Roman" w:hAnsi="Times New Roman" w:cs="Times New Roman"/>
+          <w:sz w:val="28"/>
+          <w:szCs w:val="28"/>
+          <w:lang w:val="en-US"/>
+        </w:rPr>
+        <w:t>STP</w:t>
+      </w:r>
+      <w:r>
+        <w:rPr>
+          <w:rFonts w:ascii="Times New Roman" w:hAnsi="Times New Roman" w:cs="Times New Roman"/>
+          <w:sz w:val="28"/>
+          <w:szCs w:val="28"/>
+        </w:rPr>
+        <w:t xml:space="preserve"> </w:t>
+      </w:r>
+      <w:r>
+        <w:rPr>
+          <w:rFonts w:ascii="Times New Roman" w:hAnsi="Times New Roman" w:cs="Times New Roman"/>
+          <w:sz w:val="28"/>
+          <w:szCs w:val="28"/>
+        </w:rPr>
+        <w:t xml:space="preserve">находит наикратчайшие пути через корневой мост, а остальные блокирует. Построение сети может занимать минуты, в течение которых не передаются пакеты, а значит в нестабильной сети нужно использовать </w:t>
+      </w:r>
+      <w:r>
+        <w:rPr>
+          <w:rFonts w:ascii="Times New Roman" w:hAnsi="Times New Roman" w:cs="Times New Roman"/>
+          <w:sz w:val="28"/>
+          <w:szCs w:val="28"/>
+          <w:lang w:val="en-US"/>
+        </w:rPr>
+        <w:t>RSTP</w:t>
+      </w:r>
+      <w:r>
+        <w:rPr>
+          <w:rFonts w:ascii="Times New Roman" w:hAnsi="Times New Roman" w:cs="Times New Roman"/>
+          <w:sz w:val="28"/>
+          <w:szCs w:val="28"/>
+        </w:rPr>
+        <w:t>.</w:t>
+      </w:r>
+    </w:p>
+    <w:p>
+      <w:pPr>
+        <w:rPr>
+          <w:rFonts w:ascii="Times New Roman" w:hAnsi="Times New Roman" w:cs="Times New Roman"/>
+          <w:sz w:val="28"/>
+          <w:szCs w:val="28"/>
+        </w:rPr>
+      </w:pPr>
+      <w:r>
+        <w:rPr>
+          <w:rFonts w:ascii="Times New Roman" w:hAnsi="Times New Roman" w:cs="Times New Roman"/>
+          <w:sz w:val="28"/>
+          <w:szCs w:val="28"/>
+          <w:lang w:val="en-US"/>
+        </w:rPr>
+        <w:t>sh</w:t>
+      </w:r>
+      <w:r>
+        <w:rPr>
+          <w:rFonts w:ascii="Times New Roman" w:hAnsi="Times New Roman" w:cs="Times New Roman"/>
+          <w:sz w:val="28"/>
+          <w:szCs w:val="28"/>
+        </w:rPr>
+        <w:t xml:space="preserve"> </w:t>
+      </w:r>
+      <w:r>
+        <w:rPr>
+          <w:rFonts w:ascii="Times New Roman" w:hAnsi="Times New Roman" w:cs="Times New Roman"/>
+          <w:sz w:val="28"/>
+          <w:szCs w:val="28"/>
+          <w:lang w:val="en-US"/>
+        </w:rPr>
+        <w:t>span</w:t>
+      </w:r>
+    </w:p>
+    <w:p>
+      <w:pPr>
+        <w:rPr>
+          <w:rFonts w:ascii="Times New Roman" w:hAnsi="Times New Roman" w:cs="Times New Roman"/>
+          <w:sz w:val="28"/>
+          <w:szCs w:val="28"/>
           <w:lang w:val="en-US"/>
         </w:rPr>
       </w:pPr>
@@ -329,11 +252,12 @@
         <w:rPr>
           <w:noProof/>
         </w:rPr>
+        <w:lastRenderedPageBreak/>
         <w:drawing>
-          <wp:inline distT="0" distB="0" distL="0" distR="0" wp14:anchorId="02CE0781" wp14:editId="350299A2">
-            <wp:extent cx="5257800" cy="3000375"/>
-            <wp:effectExtent l="0" t="0" r="0" b="9525"/>
-            <wp:docPr id="4" name="Рисунок 4"/>
+          <wp:inline distT="0" distB="0" distL="0" distR="0" wp14:anchorId="43036E18" wp14:editId="103F0C71">
+            <wp:extent cx="5940425" cy="8830310"/>
+            <wp:effectExtent l="0" t="0" r="3175" b="8890"/>
+            <wp:docPr id="2" name="Рисунок 2"/>
             <wp:cNvGraphicFramePr>
               <a:graphicFrameLocks xmlns:a="http://schemas.openxmlformats.org/drawingml/2006/main" noChangeAspect="1"/>
             </wp:cNvGraphicFramePr>
@@ -353,7 +277,7 @@
                   <pic:spPr>
                     <a:xfrm>
                       <a:off x="0" y="0"/>
-                      <a:ext cx="5257800" cy="3000375"/>
+                      <a:ext cx="5940425" cy="8830310"/>
                     </a:xfrm>
                     <a:prstGeom prst="rect">
                       <a:avLst/>
@@ -372,48 +296,114 @@
           <w:rFonts w:ascii="Times New Roman" w:hAnsi="Times New Roman" w:cs="Times New Roman"/>
           <w:sz w:val="28"/>
           <w:szCs w:val="28"/>
-        </w:rPr>
-      </w:pPr>
-      <w:r>
-        <w:rPr>
-          <w:rFonts w:ascii="Times New Roman" w:hAnsi="Times New Roman" w:cs="Times New Roman"/>
-          <w:sz w:val="28"/>
-          <w:szCs w:val="28"/>
+          <w:lang w:val="en-US"/>
+        </w:rPr>
+      </w:pPr>
+    </w:p>
+    <w:p>
+      <w:pPr>
+        <w:rPr>
+          <w:rFonts w:ascii="Times New Roman" w:hAnsi="Times New Roman" w:cs="Times New Roman"/>
+          <w:sz w:val="28"/>
+          <w:szCs w:val="28"/>
+          <w:lang w:val="en-US"/>
+        </w:rPr>
+      </w:pPr>
+      <w:r>
+        <w:rPr>
+          <w:rFonts w:ascii="Times New Roman" w:hAnsi="Times New Roman" w:cs="Times New Roman"/>
+          <w:sz w:val="28"/>
+          <w:szCs w:val="28"/>
+          <w:lang w:val="en-US"/>
         </w:rPr>
         <w:lastRenderedPageBreak/>
-        <w:t>Назначим компьютерам адреса с 192.168.1.1</w:t>
-      </w:r>
-      <w:r>
-        <w:rPr>
-          <w:rFonts w:ascii="Times New Roman" w:hAnsi="Times New Roman" w:cs="Times New Roman"/>
-          <w:sz w:val="28"/>
-          <w:szCs w:val="28"/>
-        </w:rPr>
-        <w:t xml:space="preserve">/24 </w:t>
-      </w:r>
-      <w:r>
-        <w:rPr>
-          <w:rFonts w:ascii="Times New Roman" w:hAnsi="Times New Roman" w:cs="Times New Roman"/>
-          <w:sz w:val="28"/>
-          <w:szCs w:val="28"/>
-        </w:rPr>
-        <w:t>по 192.168.1.6</w:t>
-      </w:r>
-      <w:r>
-        <w:rPr>
-          <w:rFonts w:ascii="Times New Roman" w:hAnsi="Times New Roman" w:cs="Times New Roman"/>
-          <w:sz w:val="28"/>
-          <w:szCs w:val="28"/>
-        </w:rPr>
-        <w:t>/24</w:t>
-      </w:r>
-      <w:r>
-        <w:rPr>
-          <w:rFonts w:ascii="Times New Roman" w:hAnsi="Times New Roman" w:cs="Times New Roman"/>
-          <w:sz w:val="28"/>
-          <w:szCs w:val="28"/>
-        </w:rPr>
-        <w:t xml:space="preserve"> и проверим подключение</w:t>
+        <w:t>enable</w:t>
+      </w:r>
+    </w:p>
+    <w:p>
+      <w:pPr>
+        <w:rPr>
+          <w:rFonts w:ascii="Times New Roman" w:hAnsi="Times New Roman" w:cs="Times New Roman"/>
+          <w:sz w:val="28"/>
+          <w:szCs w:val="28"/>
+          <w:lang w:val="en-US"/>
+        </w:rPr>
+      </w:pPr>
+      <w:r>
+        <w:rPr>
+          <w:rFonts w:ascii="Times New Roman" w:hAnsi="Times New Roman" w:cs="Times New Roman"/>
+          <w:sz w:val="28"/>
+          <w:szCs w:val="28"/>
+          <w:lang w:val="en-US"/>
+        </w:rPr>
+        <w:t>conf t</w:t>
+      </w:r>
+    </w:p>
+    <w:p>
+      <w:pPr>
+        <w:rPr>
+          <w:rFonts w:ascii="Times New Roman" w:hAnsi="Times New Roman" w:cs="Times New Roman"/>
+          <w:sz w:val="28"/>
+          <w:szCs w:val="28"/>
+          <w:lang w:val="en-US"/>
+        </w:rPr>
+      </w:pPr>
+      <w:r>
+        <w:rPr>
+          <w:rFonts w:ascii="Times New Roman" w:hAnsi="Times New Roman" w:cs="Times New Roman"/>
+          <w:sz w:val="28"/>
+          <w:szCs w:val="28"/>
+          <w:lang w:val="en-US"/>
+        </w:rPr>
+        <w:t>span vlan 1 pr 4096</w:t>
+      </w:r>
+    </w:p>
+    <w:p>
+      <w:pPr>
+        <w:rPr>
+          <w:rFonts w:ascii="Times New Roman" w:hAnsi="Times New Roman" w:cs="Times New Roman"/>
+          <w:sz w:val="28"/>
+          <w:szCs w:val="28"/>
+          <w:lang w:val="en-US"/>
+        </w:rPr>
+      </w:pPr>
+      <w:r>
+        <w:rPr>
+          <w:rFonts w:ascii="Times New Roman" w:hAnsi="Times New Roman" w:cs="Times New Roman"/>
+          <w:sz w:val="28"/>
+          <w:szCs w:val="28"/>
+          <w:lang w:val="en-US"/>
+        </w:rPr>
+        <w:t>end</w:t>
+      </w:r>
+    </w:p>
+    <w:p>
+      <w:pPr>
+        <w:rPr>
+          <w:rFonts w:ascii="Times New Roman" w:hAnsi="Times New Roman" w:cs="Times New Roman"/>
+          <w:sz w:val="28"/>
+          <w:szCs w:val="28"/>
+          <w:lang w:val="en-US"/>
+        </w:rPr>
+      </w:pPr>
+    </w:p>
+    <w:p>
+      <w:pPr>
+        <w:rPr>
+          <w:rFonts w:ascii="Times New Roman" w:hAnsi="Times New Roman" w:cs="Times New Roman"/>
+          <w:sz w:val="28"/>
+          <w:szCs w:val="28"/>
+          <w:lang w:val="en-US"/>
+        </w:rPr>
+      </w:pPr>
+      <w:r>
+        <w:rPr>
+          <w:rFonts w:ascii="Times New Roman" w:hAnsi="Times New Roman" w:cs="Times New Roman"/>
+          <w:sz w:val="28"/>
+          <w:szCs w:val="28"/>
+          <w:lang w:val="en-US"/>
+        </w:rPr>
+        <w:t>sh span vlan 1</w:t>
       </w:r>
     </w:p>
     <w:p>
@@ -430,10 +420,10 @@
           <w:noProof/>
         </w:rPr>
         <w:drawing>
-          <wp:inline distT="0" distB="0" distL="0" distR="0" wp14:anchorId="206A3175" wp14:editId="24F817F8">
-            <wp:extent cx="4629150" cy="3476625"/>
-            <wp:effectExtent l="0" t="0" r="0" b="9525"/>
-            <wp:docPr id="5" name="Рисунок 5"/>
+          <wp:inline distT="0" distB="0" distL="0" distR="0" wp14:anchorId="3C75A460" wp14:editId="082FC34E">
+            <wp:extent cx="5181600" cy="3657600"/>
+            <wp:effectExtent l="0" t="0" r="0" b="0"/>
+            <wp:docPr id="3" name="Рисунок 3"/>
             <wp:cNvGraphicFramePr>
               <a:graphicFrameLocks xmlns:a="http://schemas.openxmlformats.org/drawingml/2006/main" noChangeAspect="1"/>
             </wp:cNvGraphicFramePr>
@@ -453,7 +443,7 @@
                   <pic:spPr>
                     <a:xfrm>
                       <a:off x="0" y="0"/>
-                      <a:ext cx="4629150" cy="3476625"/>
+                      <a:ext cx="5181600" cy="3657600"/>
                     </a:xfrm>
                     <a:prstGeom prst="rect">
                       <a:avLst/>
@@ -475,98 +465,22 @@
           <w:lang w:val="en-US"/>
         </w:rPr>
       </w:pPr>
-    </w:p>
-    <w:p>
-      <w:pPr>
-        <w:rPr>
-          <w:rFonts w:ascii="Times New Roman" w:hAnsi="Times New Roman" w:cs="Times New Roman"/>
-          <w:sz w:val="28"/>
-          <w:szCs w:val="28"/>
-          <w:lang w:val="en-US"/>
-        </w:rPr>
-      </w:pPr>
-    </w:p>
-    <w:p>
-      <w:pPr>
-        <w:rPr>
-          <w:rFonts w:ascii="Times New Roman" w:hAnsi="Times New Roman" w:cs="Times New Roman"/>
-          <w:sz w:val="28"/>
-          <w:szCs w:val="28"/>
-        </w:rPr>
-      </w:pPr>
-      <w:r>
-        <w:rPr>
-          <w:rFonts w:ascii="Times New Roman" w:hAnsi="Times New Roman" w:cs="Times New Roman"/>
-          <w:sz w:val="28"/>
-          <w:szCs w:val="28"/>
-        </w:rPr>
-        <w:t xml:space="preserve">Теперь проверим их информацию об </w:t>
-      </w:r>
-      <w:r>
-        <w:rPr>
-          <w:rFonts w:ascii="Times New Roman" w:hAnsi="Times New Roman" w:cs="Times New Roman"/>
-          <w:sz w:val="28"/>
-          <w:szCs w:val="28"/>
-          <w:lang w:val="en-US"/>
-        </w:rPr>
-        <w:t>STP</w:t>
-      </w:r>
-      <w:r>
-        <w:rPr>
-          <w:rFonts w:ascii="Times New Roman" w:hAnsi="Times New Roman" w:cs="Times New Roman"/>
-          <w:sz w:val="28"/>
-          <w:szCs w:val="28"/>
-        </w:rPr>
-        <w:t xml:space="preserve">. </w:t>
-      </w:r>
-      <w:r>
-        <w:rPr>
-          <w:rFonts w:ascii="Times New Roman" w:hAnsi="Times New Roman" w:cs="Times New Roman"/>
-          <w:sz w:val="28"/>
-          <w:szCs w:val="28"/>
-        </w:rPr>
-        <w:t xml:space="preserve">У все коммутаторов кроме первого </w:t>
-      </w:r>
-      <w:r>
-        <w:rPr>
-          <w:rFonts w:ascii="Times New Roman" w:hAnsi="Times New Roman" w:cs="Times New Roman"/>
-          <w:sz w:val="28"/>
-          <w:szCs w:val="28"/>
-          <w:lang w:val="en-US"/>
-        </w:rPr>
-        <w:t>BID</w:t>
-      </w:r>
-      <w:r>
-        <w:rPr>
-          <w:rFonts w:ascii="Times New Roman" w:hAnsi="Times New Roman" w:cs="Times New Roman"/>
-          <w:sz w:val="28"/>
-          <w:szCs w:val="28"/>
-        </w:rPr>
-        <w:t xml:space="preserve"> </w:t>
-      </w:r>
-      <w:r>
-        <w:rPr>
-          <w:rFonts w:ascii="Times New Roman" w:hAnsi="Times New Roman" w:cs="Times New Roman"/>
-          <w:sz w:val="28"/>
-          <w:szCs w:val="28"/>
-        </w:rPr>
-        <w:t>равен 32769, на всех интерфейсах стоимость равна 4</w:t>
-      </w:r>
-      <w:r>
-        <w:rPr>
-          <w:rFonts w:ascii="Times New Roman" w:hAnsi="Times New Roman" w:cs="Times New Roman"/>
-          <w:sz w:val="28"/>
-          <w:szCs w:val="28"/>
-        </w:rPr>
-        <w:t xml:space="preserve">. </w:t>
-      </w:r>
-    </w:p>
-    <w:p>
-      <w:pPr>
-        <w:rPr>
-          <w:rFonts w:ascii="Times New Roman" w:hAnsi="Times New Roman" w:cs="Times New Roman"/>
-          <w:sz w:val="28"/>
-          <w:szCs w:val="28"/>
+      <w:r>
+        <w:rPr>
+          <w:rFonts w:ascii="Times New Roman" w:hAnsi="Times New Roman" w:cs="Times New Roman"/>
+          <w:sz w:val="28"/>
+          <w:szCs w:val="28"/>
+          <w:lang w:val="en-US"/>
+        </w:rPr>
+        <w:t>sh span sum</w:t>
+      </w:r>
+    </w:p>
+    <w:p>
+      <w:pPr>
+        <w:rPr>
+          <w:rFonts w:ascii="Times New Roman" w:hAnsi="Times New Roman" w:cs="Times New Roman"/>
+          <w:sz w:val="36"/>
+          <w:szCs w:val="36"/>
           <w:lang w:val="en-US"/>
         </w:rPr>
       </w:pPr>
@@ -575,10 +489,10 @@
           <w:noProof/>
         </w:rPr>
         <w:drawing>
-          <wp:inline distT="0" distB="0" distL="0" distR="0" wp14:anchorId="5C118D71" wp14:editId="286C11DA">
-            <wp:extent cx="5476875" cy="3467100"/>
-            <wp:effectExtent l="0" t="0" r="9525" b="0"/>
-            <wp:docPr id="6" name="Рисунок 6"/>
+          <wp:inline distT="0" distB="0" distL="0" distR="0" wp14:anchorId="02CE0781" wp14:editId="350299A2">
+            <wp:extent cx="5257800" cy="3000375"/>
+            <wp:effectExtent l="0" t="0" r="0" b="9525"/>
+            <wp:docPr id="4" name="Рисунок 4"/>
             <wp:cNvGraphicFramePr>
               <a:graphicFrameLocks xmlns:a="http://schemas.openxmlformats.org/drawingml/2006/main" noChangeAspect="1"/>
             </wp:cNvGraphicFramePr>
@@ -598,7 +512,7 @@
                   <pic:spPr>
                     <a:xfrm>
                       <a:off x="0" y="0"/>
-                      <a:ext cx="5476875" cy="3467100"/>
+                      <a:ext cx="5257800" cy="3000375"/>
                     </a:xfrm>
                     <a:prstGeom prst="rect">
                       <a:avLst/>
@@ -617,6 +531,56 @@
           <w:rFonts w:ascii="Times New Roman" w:hAnsi="Times New Roman" w:cs="Times New Roman"/>
           <w:sz w:val="28"/>
           <w:szCs w:val="28"/>
+        </w:rPr>
+      </w:pPr>
+      <w:r>
+        <w:rPr>
+          <w:rFonts w:ascii="Times New Roman" w:hAnsi="Times New Roman" w:cs="Times New Roman"/>
+          <w:sz w:val="28"/>
+          <w:szCs w:val="28"/>
+        </w:rPr>
+        <w:lastRenderedPageBreak/>
+        <w:t>Назначим компьютерам адреса с 192.168.1.1</w:t>
+      </w:r>
+      <w:r>
+        <w:rPr>
+          <w:rFonts w:ascii="Times New Roman" w:hAnsi="Times New Roman" w:cs="Times New Roman"/>
+          <w:sz w:val="28"/>
+          <w:szCs w:val="28"/>
+        </w:rPr>
+        <w:t xml:space="preserve">/24 </w:t>
+      </w:r>
+      <w:r>
+        <w:rPr>
+          <w:rFonts w:ascii="Times New Roman" w:hAnsi="Times New Roman" w:cs="Times New Roman"/>
+          <w:sz w:val="28"/>
+          <w:szCs w:val="28"/>
+        </w:rPr>
+        <w:t>по 192.168.1.6</w:t>
+      </w:r>
+      <w:r>
+        <w:rPr>
+          <w:rFonts w:ascii="Times New Roman" w:hAnsi="Times New Roman" w:cs="Times New Roman"/>
+          <w:sz w:val="28"/>
+          <w:szCs w:val="28"/>
+        </w:rPr>
+        <w:t>/24</w:t>
+      </w:r>
+      <w:r>
+        <w:rPr>
+          <w:rFonts w:ascii="Times New Roman" w:hAnsi="Times New Roman" w:cs="Times New Roman"/>
+          <w:sz w:val="28"/>
+          <w:szCs w:val="28"/>
+        </w:rPr>
+        <w:t xml:space="preserve"> и проверим подключение</w:t>
+      </w:r>
+    </w:p>
+    <w:p>
+      <w:pPr>
+        <w:rPr>
+          <w:rFonts w:ascii="Times New Roman" w:hAnsi="Times New Roman" w:cs="Times New Roman"/>
+          <w:sz w:val="28"/>
+          <w:szCs w:val="28"/>
           <w:lang w:val="en-US"/>
         </w:rPr>
       </w:pPr>
@@ -624,12 +588,11 @@
         <w:rPr>
           <w:noProof/>
         </w:rPr>
-        <w:lastRenderedPageBreak/>
         <w:drawing>
-          <wp:inline distT="0" distB="0" distL="0" distR="0" wp14:anchorId="76B13B64" wp14:editId="08406D08">
-            <wp:extent cx="5581650" cy="3952875"/>
+          <wp:inline distT="0" distB="0" distL="0" distR="0" wp14:anchorId="206A3175" wp14:editId="24F817F8">
+            <wp:extent cx="4629150" cy="3476625"/>
             <wp:effectExtent l="0" t="0" r="0" b="9525"/>
-            <wp:docPr id="12" name="Рисунок 12"/>
+            <wp:docPr id="5" name="Рисунок 5"/>
             <wp:cNvGraphicFramePr>
               <a:graphicFrameLocks xmlns:a="http://schemas.openxmlformats.org/drawingml/2006/main" noChangeAspect="1"/>
             </wp:cNvGraphicFramePr>
@@ -649,7 +612,7 @@
                   <pic:spPr>
                     <a:xfrm>
                       <a:off x="0" y="0"/>
-                      <a:ext cx="5581650" cy="3952875"/>
+                      <a:ext cx="4629150" cy="3476625"/>
                     </a:xfrm>
                     <a:prstGeom prst="rect">
                       <a:avLst/>
@@ -671,15 +634,139 @@
           <w:lang w:val="en-US"/>
         </w:rPr>
       </w:pPr>
+    </w:p>
+    <w:p>
+      <w:pPr>
+        <w:rPr>
+          <w:rFonts w:ascii="Times New Roman" w:hAnsi="Times New Roman" w:cs="Times New Roman"/>
+          <w:sz w:val="28"/>
+          <w:szCs w:val="28"/>
+          <w:lang w:val="en-US"/>
+        </w:rPr>
+      </w:pPr>
+    </w:p>
+    <w:p>
+      <w:pPr>
+        <w:rPr>
+          <w:rFonts w:ascii="Times New Roman" w:hAnsi="Times New Roman" w:cs="Times New Roman"/>
+          <w:sz w:val="28"/>
+          <w:szCs w:val="28"/>
+        </w:rPr>
+      </w:pPr>
+      <w:r>
+        <w:rPr>
+          <w:rFonts w:ascii="Times New Roman" w:hAnsi="Times New Roman" w:cs="Times New Roman"/>
+          <w:sz w:val="28"/>
+          <w:szCs w:val="28"/>
+        </w:rPr>
+        <w:t xml:space="preserve">Теперь проверим их информацию об </w:t>
+      </w:r>
+      <w:r>
+        <w:rPr>
+          <w:rFonts w:ascii="Times New Roman" w:hAnsi="Times New Roman" w:cs="Times New Roman"/>
+          <w:sz w:val="28"/>
+          <w:szCs w:val="28"/>
+          <w:lang w:val="en-US"/>
+        </w:rPr>
+        <w:t>STP</w:t>
+      </w:r>
+      <w:r>
+        <w:rPr>
+          <w:rFonts w:ascii="Times New Roman" w:hAnsi="Times New Roman" w:cs="Times New Roman"/>
+          <w:sz w:val="28"/>
+          <w:szCs w:val="28"/>
+        </w:rPr>
+        <w:t xml:space="preserve">. </w:t>
+      </w:r>
+      <w:r>
+        <w:rPr>
+          <w:rFonts w:ascii="Times New Roman" w:hAnsi="Times New Roman" w:cs="Times New Roman"/>
+          <w:sz w:val="28"/>
+          <w:szCs w:val="28"/>
+        </w:rPr>
+        <w:t xml:space="preserve">У все коммутаторов кроме первого </w:t>
+      </w:r>
+      <w:r>
+        <w:rPr>
+          <w:rFonts w:ascii="Times New Roman" w:hAnsi="Times New Roman" w:cs="Times New Roman"/>
+          <w:sz w:val="28"/>
+          <w:szCs w:val="28"/>
+          <w:lang w:val="en-US"/>
+        </w:rPr>
+        <w:t>BID</w:t>
+      </w:r>
+      <w:r>
+        <w:rPr>
+          <w:rFonts w:ascii="Times New Roman" w:hAnsi="Times New Roman" w:cs="Times New Roman"/>
+          <w:sz w:val="28"/>
+          <w:szCs w:val="28"/>
+        </w:rPr>
+        <w:t xml:space="preserve"> </w:t>
+      </w:r>
+      <w:r>
+        <w:rPr>
+          <w:rFonts w:ascii="Times New Roman" w:hAnsi="Times New Roman" w:cs="Times New Roman"/>
+          <w:sz w:val="28"/>
+          <w:szCs w:val="28"/>
+        </w:rPr>
+        <w:t>равен 32769, на всех интерфейсах стоимость равна 4</w:t>
+      </w:r>
+      <w:r>
+        <w:rPr>
+          <w:rFonts w:ascii="Times New Roman" w:hAnsi="Times New Roman" w:cs="Times New Roman"/>
+          <w:sz w:val="28"/>
+          <w:szCs w:val="28"/>
+        </w:rPr>
+        <w:t xml:space="preserve">. </w:t>
+      </w:r>
+    </w:p>
+    <w:p>
+      <w:pPr>
+        <w:rPr>
+          <w:rFonts w:ascii="Times New Roman" w:hAnsi="Times New Roman" w:cs="Times New Roman"/>
+          <w:sz w:val="28"/>
+          <w:szCs w:val="28"/>
+          <w:lang w:val="en-US"/>
+        </w:rPr>
+      </w:pPr>
+      <w:r>
+        <w:rPr>
+          <w:rFonts w:ascii="Times New Roman" w:hAnsi="Times New Roman" w:cs="Times New Roman"/>
+          <w:sz w:val="28"/>
+          <w:szCs w:val="28"/>
+          <w:lang w:val="en-US"/>
+        </w:rPr>
+        <w:t>sh span vlan 1</w:t>
+      </w:r>
+    </w:p>
+    <w:p>
+      <w:pPr>
+        <w:rPr>
+          <w:rFonts w:ascii="Times New Roman" w:hAnsi="Times New Roman" w:cs="Times New Roman"/>
+          <w:sz w:val="28"/>
+          <w:szCs w:val="28"/>
+        </w:rPr>
+      </w:pPr>
+    </w:p>
+    <w:p>
+      <w:pPr>
+        <w:rPr>
+          <w:rFonts w:ascii="Times New Roman" w:hAnsi="Times New Roman" w:cs="Times New Roman"/>
+          <w:sz w:val="28"/>
+          <w:szCs w:val="28"/>
+          <w:lang w:val="en-US"/>
+        </w:rPr>
+      </w:pPr>
       <w:r>
         <w:rPr>
           <w:noProof/>
         </w:rPr>
+        <w:lastRenderedPageBreak/>
         <w:drawing>
-          <wp:inline distT="0" distB="0" distL="0" distR="0" wp14:anchorId="5CE3D5E6" wp14:editId="2B91D191">
-            <wp:extent cx="5191125" cy="3448050"/>
+          <wp:inline distT="0" distB="0" distL="0" distR="0" wp14:anchorId="5C118D71" wp14:editId="286C11DA">
+            <wp:extent cx="5476875" cy="3467100"/>
             <wp:effectExtent l="0" t="0" r="9525" b="0"/>
-            <wp:docPr id="8" name="Рисунок 8"/>
+            <wp:docPr id="6" name="Рисунок 6"/>
             <wp:cNvGraphicFramePr>
               <a:graphicFrameLocks xmlns:a="http://schemas.openxmlformats.org/drawingml/2006/main" noChangeAspect="1"/>
             </wp:cNvGraphicFramePr>
@@ -699,7 +786,7 @@
                   <pic:spPr>
                     <a:xfrm>
                       <a:off x="0" y="0"/>
-                      <a:ext cx="5191125" cy="3448050"/>
+                      <a:ext cx="5476875" cy="3467100"/>
                     </a:xfrm>
                     <a:prstGeom prst="rect">
                       <a:avLst/>
@@ -725,12 +812,11 @@
         <w:rPr>
           <w:noProof/>
         </w:rPr>
-        <w:lastRenderedPageBreak/>
         <w:drawing>
-          <wp:inline distT="0" distB="0" distL="0" distR="0" wp14:anchorId="27B586D9" wp14:editId="7A030387">
-            <wp:extent cx="5600700" cy="3448050"/>
-            <wp:effectExtent l="0" t="0" r="0" b="0"/>
-            <wp:docPr id="9" name="Рисунок 9"/>
+          <wp:inline distT="0" distB="0" distL="0" distR="0" wp14:anchorId="76B13B64" wp14:editId="08406D08">
+            <wp:extent cx="5581650" cy="3952875"/>
+            <wp:effectExtent l="0" t="0" r="0" b="9525"/>
+            <wp:docPr id="12" name="Рисунок 12"/>
             <wp:cNvGraphicFramePr>
               <a:graphicFrameLocks xmlns:a="http://schemas.openxmlformats.org/drawingml/2006/main" noChangeAspect="1"/>
             </wp:cNvGraphicFramePr>
@@ -750,7 +836,7 @@
                   <pic:spPr>
                     <a:xfrm>
                       <a:off x="0" y="0"/>
-                      <a:ext cx="5600700" cy="3448050"/>
+                      <a:ext cx="5581650" cy="3952875"/>
                     </a:xfrm>
                     <a:prstGeom prst="rect">
                       <a:avLst/>
@@ -776,11 +862,12 @@
         <w:rPr>
           <w:noProof/>
         </w:rPr>
+        <w:lastRenderedPageBreak/>
         <w:drawing>
-          <wp:inline distT="0" distB="0" distL="0" distR="0" wp14:anchorId="587CB04C" wp14:editId="42844BDF">
-            <wp:extent cx="5438775" cy="3476625"/>
-            <wp:effectExtent l="0" t="0" r="9525" b="9525"/>
-            <wp:docPr id="10" name="Рисунок 10"/>
+          <wp:inline distT="0" distB="0" distL="0" distR="0" wp14:anchorId="5CE3D5E6" wp14:editId="2B91D191">
+            <wp:extent cx="5191125" cy="3448050"/>
+            <wp:effectExtent l="0" t="0" r="9525" b="0"/>
+            <wp:docPr id="8" name="Рисунок 8"/>
             <wp:cNvGraphicFramePr>
               <a:graphicFrameLocks xmlns:a="http://schemas.openxmlformats.org/drawingml/2006/main" noChangeAspect="1"/>
             </wp:cNvGraphicFramePr>
@@ -800,7 +887,7 @@
                   <pic:spPr>
                     <a:xfrm>
                       <a:off x="0" y="0"/>
-                      <a:ext cx="5438775" cy="3476625"/>
+                      <a:ext cx="5191125" cy="3448050"/>
                     </a:xfrm>
                     <a:prstGeom prst="rect">
                       <a:avLst/>
@@ -826,12 +913,11 @@
         <w:rPr>
           <w:noProof/>
         </w:rPr>
-        <w:lastRenderedPageBreak/>
         <w:drawing>
-          <wp:inline distT="0" distB="0" distL="0" distR="0" wp14:anchorId="611E6327" wp14:editId="65CEB06C">
-            <wp:extent cx="5895975" cy="3200400"/>
-            <wp:effectExtent l="0" t="0" r="9525" b="0"/>
-            <wp:docPr id="11" name="Рисунок 11"/>
+          <wp:inline distT="0" distB="0" distL="0" distR="0" wp14:anchorId="27B586D9" wp14:editId="7A030387">
+            <wp:extent cx="5600700" cy="3448050"/>
+            <wp:effectExtent l="0" t="0" r="0" b="0"/>
+            <wp:docPr id="9" name="Рисунок 9"/>
             <wp:cNvGraphicFramePr>
               <a:graphicFrameLocks xmlns:a="http://schemas.openxmlformats.org/drawingml/2006/main" noChangeAspect="1"/>
             </wp:cNvGraphicFramePr>
@@ -851,6 +937,107 @@
                   <pic:spPr>
                     <a:xfrm>
                       <a:off x="0" y="0"/>
+                      <a:ext cx="5600700" cy="3448050"/>
+                    </a:xfrm>
+                    <a:prstGeom prst="rect">
+                      <a:avLst/>
+                    </a:prstGeom>
+                  </pic:spPr>
+                </pic:pic>
+              </a:graphicData>
+            </a:graphic>
+          </wp:inline>
+        </w:drawing>
+      </w:r>
+    </w:p>
+    <w:p>
+      <w:pPr>
+        <w:rPr>
+          <w:rFonts w:ascii="Times New Roman" w:hAnsi="Times New Roman" w:cs="Times New Roman"/>
+          <w:sz w:val="28"/>
+          <w:szCs w:val="28"/>
+          <w:lang w:val="en-US"/>
+        </w:rPr>
+      </w:pPr>
+      <w:r>
+        <w:rPr>
+          <w:noProof/>
+        </w:rPr>
+        <w:lastRenderedPageBreak/>
+        <w:drawing>
+          <wp:inline distT="0" distB="0" distL="0" distR="0" wp14:anchorId="587CB04C" wp14:editId="42844BDF">
+            <wp:extent cx="5438775" cy="3476625"/>
+            <wp:effectExtent l="0" t="0" r="9525" b="9525"/>
+            <wp:docPr id="10" name="Рисунок 10"/>
+            <wp:cNvGraphicFramePr>
+              <a:graphicFrameLocks xmlns:a="http://schemas.openxmlformats.org/drawingml/2006/main" noChangeAspect="1"/>
+            </wp:cNvGraphicFramePr>
+            <a:graphic xmlns:a="http://schemas.openxmlformats.org/drawingml/2006/main">
+              <a:graphicData uri="http://schemas.openxmlformats.org/drawingml/2006/picture">
+                <pic:pic xmlns:pic="http://schemas.openxmlformats.org/drawingml/2006/picture">
+                  <pic:nvPicPr>
+                    <pic:cNvPr id="1" name=""/>
+                    <pic:cNvPicPr/>
+                  </pic:nvPicPr>
+                  <pic:blipFill>
+                    <a:blip r:embed="rId15"/>
+                    <a:stretch>
+                      <a:fillRect/>
+                    </a:stretch>
+                  </pic:blipFill>
+                  <pic:spPr>
+                    <a:xfrm>
+                      <a:off x="0" y="0"/>
+                      <a:ext cx="5438775" cy="3476625"/>
+                    </a:xfrm>
+                    <a:prstGeom prst="rect">
+                      <a:avLst/>
+                    </a:prstGeom>
+                  </pic:spPr>
+                </pic:pic>
+              </a:graphicData>
+            </a:graphic>
+          </wp:inline>
+        </w:drawing>
+      </w:r>
+    </w:p>
+    <w:p>
+      <w:pPr>
+        <w:rPr>
+          <w:rFonts w:ascii="Times New Roman" w:hAnsi="Times New Roman" w:cs="Times New Roman"/>
+          <w:sz w:val="28"/>
+          <w:szCs w:val="28"/>
+          <w:lang w:val="en-US"/>
+        </w:rPr>
+      </w:pPr>
+      <w:r>
+        <w:rPr>
+          <w:noProof/>
+        </w:rPr>
+        <w:drawing>
+          <wp:inline distT="0" distB="0" distL="0" distR="0" wp14:anchorId="611E6327" wp14:editId="65CEB06C">
+            <wp:extent cx="5895975" cy="3200400"/>
+            <wp:effectExtent l="0" t="0" r="9525" b="0"/>
+            <wp:docPr id="11" name="Рисунок 11"/>
+            <wp:cNvGraphicFramePr>
+              <a:graphicFrameLocks xmlns:a="http://schemas.openxmlformats.org/drawingml/2006/main" noChangeAspect="1"/>
+            </wp:cNvGraphicFramePr>
+            <a:graphic xmlns:a="http://schemas.openxmlformats.org/drawingml/2006/main">
+              <a:graphicData uri="http://schemas.openxmlformats.org/drawingml/2006/picture">
+                <pic:pic xmlns:pic="http://schemas.openxmlformats.org/drawingml/2006/picture">
+                  <pic:nvPicPr>
+                    <pic:cNvPr id="1" name=""/>
+                    <pic:cNvPicPr/>
+                  </pic:nvPicPr>
+                  <pic:blipFill>
+                    <a:blip r:embed="rId16"/>
+                    <a:stretch>
+                      <a:fillRect/>
+                    </a:stretch>
+                  </pic:blipFill>
+                  <pic:spPr>
+                    <a:xfrm>
+                      <a:off x="0" y="0"/>
                       <a:ext cx="5895975" cy="3200400"/>
                     </a:xfrm>
                     <a:prstGeom prst="rect">
@@ -1015,6 +1202,7 @@
           <w:szCs w:val="28"/>
           <w:lang w:val="en-US"/>
         </w:rPr>
+        <w:lastRenderedPageBreak/>
         <w:drawing>
           <wp:inline distT="0" distB="0" distL="0" distR="0" wp14:anchorId="1AE21C2B" wp14:editId="7D63010C">
             <wp:extent cx="5940425" cy="2892425"/>
@@ -1031,7 +1219,7 @@
                     <pic:cNvPicPr/>
                   </pic:nvPicPr>
                   <pic:blipFill>
-                    <a:blip r:embed="rId15" cstate="print">
+                    <a:blip r:embed="rId17" cstate="print">
                       <a:extLst>
                         <a:ext uri="{28A0092B-C50C-407E-A947-70E740481C1C}">
                           <a14:useLocalDpi xmlns:a14="http://schemas.microsoft.com/office/drawing/2010/main" val="0"/>
@@ -1104,7 +1292,7 @@
                     <pic:cNvPicPr/>
                   </pic:nvPicPr>
                   <pic:blipFill>
-                    <a:blip r:embed="rId16"/>
+                    <a:blip r:embed="rId18"/>
                     <a:stretch>
                       <a:fillRect/>
                     </a:stretch>
@@ -1187,81 +1375,73 @@
           <w:sz w:val="28"/>
           <w:szCs w:val="28"/>
         </w:rPr>
-        <w:t xml:space="preserve">суммарная стоимость пути от отправителя до </w:t>
-      </w:r>
-      <w:r>
-        <w:rPr>
-          <w:rFonts w:ascii="Times New Roman" w:hAnsi="Times New Roman" w:cs="Times New Roman"/>
-          <w:sz w:val="28"/>
-          <w:szCs w:val="28"/>
+        <w:t xml:space="preserve">суммарная стоимость пути от отправителя до корневого коммутатора; Port Identifier </w:t>
+      </w:r>
+      <w:r>
+        <w:rPr>
+          <w:rFonts w:ascii="Times New Roman" w:hAnsi="Times New Roman" w:cs="Times New Roman"/>
+          <w:sz w:val="28"/>
+          <w:szCs w:val="28"/>
+        </w:rPr>
+        <w:t>-</w:t>
+      </w:r>
+      <w:r>
+        <w:rPr>
+          <w:rFonts w:ascii="Times New Roman" w:hAnsi="Times New Roman" w:cs="Times New Roman"/>
+          <w:sz w:val="28"/>
+          <w:szCs w:val="28"/>
+        </w:rPr>
+        <w:t xml:space="preserve"> номер порта, через который отправлен BPDU; Message Age, Max Age, Hello Time и Forward Delay </w:t>
+      </w:r>
+      <w:r>
+        <w:rPr>
+          <w:rFonts w:ascii="Times New Roman" w:hAnsi="Times New Roman" w:cs="Times New Roman"/>
+          <w:sz w:val="28"/>
+          <w:szCs w:val="28"/>
+        </w:rPr>
+        <w:t>-</w:t>
+      </w:r>
+      <w:r>
+        <w:rPr>
+          <w:rFonts w:ascii="Times New Roman" w:hAnsi="Times New Roman" w:cs="Times New Roman"/>
+          <w:sz w:val="28"/>
+          <w:szCs w:val="28"/>
+        </w:rPr>
+        <w:t xml:space="preserve"> стандартные таймеры STP (возраст сообщения, максимальный возраст информации, интервал hello и время перехода между состояниями порта).</w:t>
+      </w:r>
+    </w:p>
+    <w:p>
+      <w:pPr>
+        <w:rPr>
+          <w:rFonts w:ascii="Times New Roman" w:hAnsi="Times New Roman" w:cs="Times New Roman"/>
+          <w:sz w:val="28"/>
+          <w:szCs w:val="28"/>
+        </w:rPr>
+      </w:pPr>
+    </w:p>
+    <w:p>
+      <w:pPr>
+        <w:rPr>
+          <w:rFonts w:ascii="Times New Roman" w:hAnsi="Times New Roman" w:cs="Times New Roman"/>
+          <w:sz w:val="28"/>
+          <w:szCs w:val="28"/>
+        </w:rPr>
+      </w:pPr>
+    </w:p>
+    <w:p>
+      <w:pPr>
+        <w:rPr>
+          <w:rFonts w:ascii="Times New Roman" w:hAnsi="Times New Roman" w:cs="Times New Roman"/>
+          <w:sz w:val="28"/>
+          <w:szCs w:val="28"/>
+          <w:lang w:val="en-US"/>
+        </w:rPr>
+      </w:pPr>
+      <w:r>
+        <w:rPr>
+          <w:noProof/>
         </w:rPr>
         <w:lastRenderedPageBreak/>
-        <w:t xml:space="preserve">корневого коммутатора; Port Identifier </w:t>
-      </w:r>
-      <w:r>
-        <w:rPr>
-          <w:rFonts w:ascii="Times New Roman" w:hAnsi="Times New Roman" w:cs="Times New Roman"/>
-          <w:sz w:val="28"/>
-          <w:szCs w:val="28"/>
-        </w:rPr>
-        <w:t>-</w:t>
-      </w:r>
-      <w:r>
-        <w:rPr>
-          <w:rFonts w:ascii="Times New Roman" w:hAnsi="Times New Roman" w:cs="Times New Roman"/>
-          <w:sz w:val="28"/>
-          <w:szCs w:val="28"/>
-        </w:rPr>
-        <w:t xml:space="preserve"> номер порта, через который отправлен BPDU; Message Age, Max Age, Hello Time и Forward Delay </w:t>
-      </w:r>
-      <w:r>
-        <w:rPr>
-          <w:rFonts w:ascii="Times New Roman" w:hAnsi="Times New Roman" w:cs="Times New Roman"/>
-          <w:sz w:val="28"/>
-          <w:szCs w:val="28"/>
-        </w:rPr>
-        <w:t>-</w:t>
-      </w:r>
-      <w:r>
-        <w:rPr>
-          <w:rFonts w:ascii="Times New Roman" w:hAnsi="Times New Roman" w:cs="Times New Roman"/>
-          <w:sz w:val="28"/>
-          <w:szCs w:val="28"/>
-        </w:rPr>
-        <w:t xml:space="preserve"> стандартные таймеры STP (возраст сообщения, максимальный возраст информации, интервал hello и время перехода между состояниями порта).</w:t>
-      </w:r>
-    </w:p>
-    <w:p>
-      <w:pPr>
-        <w:rPr>
-          <w:rFonts w:ascii="Times New Roman" w:hAnsi="Times New Roman" w:cs="Times New Roman"/>
-          <w:sz w:val="28"/>
-          <w:szCs w:val="28"/>
-        </w:rPr>
-      </w:pPr>
-    </w:p>
-    <w:p>
-      <w:pPr>
-        <w:rPr>
-          <w:rFonts w:ascii="Times New Roman" w:hAnsi="Times New Roman" w:cs="Times New Roman"/>
-          <w:sz w:val="28"/>
-          <w:szCs w:val="28"/>
-        </w:rPr>
-      </w:pPr>
-    </w:p>
-    <w:p>
-      <w:pPr>
-        <w:rPr>
-          <w:rFonts w:ascii="Times New Roman" w:hAnsi="Times New Roman" w:cs="Times New Roman"/>
-          <w:sz w:val="28"/>
-          <w:szCs w:val="28"/>
-          <w:lang w:val="en-US"/>
-        </w:rPr>
-      </w:pPr>
-      <w:r>
-        <w:rPr>
-          <w:noProof/>
-        </w:rPr>
         <w:drawing>
           <wp:inline distT="0" distB="0" distL="0" distR="0" wp14:anchorId="67FE910E" wp14:editId="2C0FA71F">
             <wp:extent cx="5076825" cy="3152775"/>
@@ -1278,7 +1458,7 @@
                     <pic:cNvPicPr/>
                   </pic:nvPicPr>
                   <pic:blipFill>
-                    <a:blip r:embed="rId17"/>
+                    <a:blip r:embed="rId19"/>
                     <a:stretch>
                       <a:fillRect/>
                     </a:stretch>
@@ -1334,207 +1514,6 @@
             <wp:extent cx="5305425" cy="3000375"/>
             <wp:effectExtent l="0" t="0" r="9525" b="9525"/>
             <wp:docPr id="18" name="Рисунок 18"/>
-            <wp:cNvGraphicFramePr>
-              <a:graphicFrameLocks xmlns:a="http://schemas.openxmlformats.org/drawingml/2006/main" noChangeAspect="1"/>
-            </wp:cNvGraphicFramePr>
-            <a:graphic xmlns:a="http://schemas.openxmlformats.org/drawingml/2006/main">
-              <a:graphicData uri="http://schemas.openxmlformats.org/drawingml/2006/picture">
-                <pic:pic xmlns:pic="http://schemas.openxmlformats.org/drawingml/2006/picture">
-                  <pic:nvPicPr>
-                    <pic:cNvPr id="1" name=""/>
-                    <pic:cNvPicPr/>
-                  </pic:nvPicPr>
-                  <pic:blipFill>
-                    <a:blip r:embed="rId18"/>
-                    <a:stretch>
-                      <a:fillRect/>
-                    </a:stretch>
-                  </pic:blipFill>
-                  <pic:spPr>
-                    <a:xfrm>
-                      <a:off x="0" y="0"/>
-                      <a:ext cx="5305425" cy="3000375"/>
-                    </a:xfrm>
-                    <a:prstGeom prst="rect">
-                      <a:avLst/>
-                    </a:prstGeom>
-                  </pic:spPr>
-                </pic:pic>
-              </a:graphicData>
-            </a:graphic>
-          </wp:inline>
-        </w:drawing>
-      </w:r>
-    </w:p>
-    <w:p>
-      <w:pPr>
-        <w:rPr>
-          <w:rFonts w:ascii="Times New Roman" w:hAnsi="Times New Roman" w:cs="Times New Roman"/>
-          <w:sz w:val="28"/>
-          <w:szCs w:val="28"/>
-        </w:rPr>
-      </w:pPr>
-      <w:r>
-        <w:rPr>
-          <w:rFonts w:ascii="Times New Roman" w:hAnsi="Times New Roman" w:cs="Times New Roman"/>
-          <w:sz w:val="28"/>
-          <w:szCs w:val="28"/>
-        </w:rPr>
-        <w:t xml:space="preserve">На остальных интерфейсах пакеты выглядят идентично, меняется только </w:t>
-      </w:r>
-      <w:r>
-        <w:rPr>
-          <w:rFonts w:ascii="Times New Roman" w:hAnsi="Times New Roman" w:cs="Times New Roman"/>
-          <w:sz w:val="28"/>
-          <w:szCs w:val="28"/>
-          <w:lang w:val="en-US"/>
-        </w:rPr>
-        <w:t>Port</w:t>
-      </w:r>
-      <w:r>
-        <w:rPr>
-          <w:rFonts w:ascii="Times New Roman" w:hAnsi="Times New Roman" w:cs="Times New Roman"/>
-          <w:sz w:val="28"/>
-          <w:szCs w:val="28"/>
-        </w:rPr>
-        <w:t xml:space="preserve"> </w:t>
-      </w:r>
-      <w:r>
-        <w:rPr>
-          <w:rFonts w:ascii="Times New Roman" w:hAnsi="Times New Roman" w:cs="Times New Roman"/>
-          <w:sz w:val="28"/>
-          <w:szCs w:val="28"/>
-          <w:lang w:val="en-US"/>
-        </w:rPr>
-        <w:t>Identifier</w:t>
-      </w:r>
-    </w:p>
-    <w:p>
-      <w:pPr>
-        <w:rPr>
-          <w:rFonts w:ascii="Times New Roman" w:hAnsi="Times New Roman" w:cs="Times New Roman"/>
-          <w:sz w:val="28"/>
-          <w:szCs w:val="28"/>
-        </w:rPr>
-      </w:pPr>
-    </w:p>
-    <w:p>
-      <w:pPr>
-        <w:rPr>
-          <w:rFonts w:ascii="Times New Roman" w:hAnsi="Times New Roman" w:cs="Times New Roman"/>
-          <w:sz w:val="28"/>
-          <w:szCs w:val="28"/>
-        </w:rPr>
-      </w:pPr>
-      <w:r>
-        <w:rPr>
-          <w:rFonts w:ascii="Times New Roman" w:hAnsi="Times New Roman" w:cs="Times New Roman"/>
-          <w:sz w:val="28"/>
-          <w:szCs w:val="28"/>
-        </w:rPr>
-        <w:lastRenderedPageBreak/>
-        <w:t>Поменяем стоимость корневого пути у третьего коммутатора на первом уровне на 50</w:t>
-      </w:r>
-    </w:p>
-    <w:p>
-      <w:pPr>
-        <w:rPr>
-          <w:noProof/>
-        </w:rPr>
-      </w:pPr>
-    </w:p>
-    <w:p>
-      <w:pPr>
-        <w:rPr>
-          <w:rFonts w:ascii="Times New Roman" w:hAnsi="Times New Roman" w:cs="Times New Roman"/>
-          <w:sz w:val="28"/>
-          <w:szCs w:val="28"/>
-          <w:lang w:val="en-US"/>
-        </w:rPr>
-      </w:pPr>
-      <w:r>
-        <w:rPr>
-          <w:noProof/>
-        </w:rPr>
-        <w:drawing>
-          <wp:inline distT="0" distB="0" distL="0" distR="0" wp14:anchorId="3F70C97A" wp14:editId="5E48D48B">
-            <wp:extent cx="5940425" cy="1044054"/>
-            <wp:effectExtent l="0" t="0" r="3175" b="3810"/>
-            <wp:docPr id="20" name="Рисунок 20"/>
-            <wp:cNvGraphicFramePr>
-              <a:graphicFrameLocks xmlns:a="http://schemas.openxmlformats.org/drawingml/2006/main" noChangeAspect="1"/>
-            </wp:cNvGraphicFramePr>
-            <a:graphic xmlns:a="http://schemas.openxmlformats.org/drawingml/2006/main">
-              <a:graphicData uri="http://schemas.openxmlformats.org/drawingml/2006/picture">
-                <pic:pic xmlns:pic="http://schemas.openxmlformats.org/drawingml/2006/picture">
-                  <pic:nvPicPr>
-                    <pic:cNvPr id="1" name=""/>
-                    <pic:cNvPicPr/>
-                  </pic:nvPicPr>
-                  <pic:blipFill rotWithShape="1">
-                    <a:blip r:embed="rId19"/>
-                    <a:srcRect b="77760"/>
-                    <a:stretch/>
-                  </pic:blipFill>
-                  <pic:spPr bwMode="auto">
-                    <a:xfrm>
-                      <a:off x="0" y="0"/>
-                      <a:ext cx="5940425" cy="1044054"/>
-                    </a:xfrm>
-                    <a:prstGeom prst="rect">
-                      <a:avLst/>
-                    </a:prstGeom>
-                    <a:ln>
-                      <a:noFill/>
-                    </a:ln>
-                    <a:extLst>
-                      <a:ext uri="{53640926-AAD7-44D8-BBD7-CCE9431645EC}">
-                        <a14:shadowObscured xmlns:a14="http://schemas.microsoft.com/office/drawing/2010/main"/>
-                      </a:ext>
-                    </a:extLst>
-                  </pic:spPr>
-                </pic:pic>
-              </a:graphicData>
-            </a:graphic>
-          </wp:inline>
-        </w:drawing>
-      </w:r>
-    </w:p>
-    <w:p>
-      <w:pPr>
-        <w:rPr>
-          <w:rFonts w:ascii="Times New Roman" w:hAnsi="Times New Roman" w:cs="Times New Roman"/>
-          <w:sz w:val="28"/>
-          <w:szCs w:val="28"/>
-          <w:lang w:val="en-US"/>
-        </w:rPr>
-      </w:pPr>
-      <w:r>
-        <w:rPr>
-          <w:rFonts w:ascii="Times New Roman" w:hAnsi="Times New Roman" w:cs="Times New Roman"/>
-          <w:sz w:val="28"/>
-          <w:szCs w:val="28"/>
-        </w:rPr>
-        <w:t>Корневым интерфейсом стал следующий интерфейс в очереди</w:t>
-      </w:r>
-    </w:p>
-    <w:p>
-      <w:pPr>
-        <w:rPr>
-          <w:rFonts w:ascii="Times New Roman" w:hAnsi="Times New Roman" w:cs="Times New Roman"/>
-          <w:sz w:val="28"/>
-          <w:szCs w:val="28"/>
-        </w:rPr>
-      </w:pPr>
-      <w:r>
-        <w:rPr>
-          <w:noProof/>
-        </w:rPr>
-        <w:drawing>
-          <wp:inline distT="0" distB="0" distL="0" distR="0" wp14:anchorId="5B9C49A6" wp14:editId="73D520FF">
-            <wp:extent cx="5940425" cy="3100705"/>
-            <wp:effectExtent l="0" t="0" r="3175" b="4445"/>
-            <wp:docPr id="21" name="Рисунок 21"/>
             <wp:cNvGraphicFramePr>
               <a:graphicFrameLocks xmlns:a="http://schemas.openxmlformats.org/drawingml/2006/main" noChangeAspect="1"/>
             </wp:cNvGraphicFramePr>
@@ -1554,7 +1533,7 @@
                   <pic:spPr>
                     <a:xfrm>
                       <a:off x="0" y="0"/>
-                      <a:ext cx="5940425" cy="3100705"/>
+                      <a:ext cx="5305425" cy="3000375"/>
                     </a:xfrm>
                     <a:prstGeom prst="rect">
                       <a:avLst/>
@@ -1577,13 +1556,276 @@
       </w:pPr>
       <w:r>
         <w:rPr>
+          <w:rFonts w:ascii="Times New Roman" w:hAnsi="Times New Roman" w:cs="Times New Roman"/>
+          <w:sz w:val="28"/>
+          <w:szCs w:val="28"/>
+        </w:rPr>
+        <w:t xml:space="preserve">На остальных интерфейсах пакеты выглядят идентично, меняется только </w:t>
+      </w:r>
+      <w:r>
+        <w:rPr>
+          <w:rFonts w:ascii="Times New Roman" w:hAnsi="Times New Roman" w:cs="Times New Roman"/>
+          <w:sz w:val="28"/>
+          <w:szCs w:val="28"/>
+          <w:lang w:val="en-US"/>
+        </w:rPr>
+        <w:t>Port</w:t>
+      </w:r>
+      <w:r>
+        <w:rPr>
+          <w:rFonts w:ascii="Times New Roman" w:hAnsi="Times New Roman" w:cs="Times New Roman"/>
+          <w:sz w:val="28"/>
+          <w:szCs w:val="28"/>
+        </w:rPr>
+        <w:t xml:space="preserve"> </w:t>
+      </w:r>
+      <w:r>
+        <w:rPr>
+          <w:rFonts w:ascii="Times New Roman" w:hAnsi="Times New Roman" w:cs="Times New Roman"/>
+          <w:sz w:val="28"/>
+          <w:szCs w:val="28"/>
+          <w:lang w:val="en-US"/>
+        </w:rPr>
+        <w:t>Identifier</w:t>
+      </w:r>
+    </w:p>
+    <w:p>
+      <w:pPr>
+        <w:rPr>
+          <w:rFonts w:ascii="Times New Roman" w:hAnsi="Times New Roman" w:cs="Times New Roman"/>
+          <w:sz w:val="28"/>
+          <w:szCs w:val="28"/>
+        </w:rPr>
+      </w:pPr>
+    </w:p>
+    <w:p>
+      <w:pPr>
+        <w:rPr>
+          <w:rFonts w:ascii="Times New Roman" w:hAnsi="Times New Roman" w:cs="Times New Roman"/>
+          <w:sz w:val="28"/>
+          <w:szCs w:val="28"/>
+        </w:rPr>
+      </w:pPr>
+      <w:r>
+        <w:rPr>
+          <w:rFonts w:ascii="Times New Roman" w:hAnsi="Times New Roman" w:cs="Times New Roman"/>
+          <w:sz w:val="28"/>
+          <w:szCs w:val="28"/>
+        </w:rPr>
+        <w:t xml:space="preserve">Поменяем стоимость корневого пути у </w:t>
+      </w:r>
+      <w:r>
+        <w:rPr>
+          <w:rFonts w:ascii="Times New Roman" w:hAnsi="Times New Roman" w:cs="Times New Roman"/>
+          <w:sz w:val="28"/>
+          <w:szCs w:val="28"/>
+        </w:rPr>
+        <w:t>пятого</w:t>
+      </w:r>
+      <w:r>
+        <w:rPr>
+          <w:rFonts w:ascii="Times New Roman" w:hAnsi="Times New Roman" w:cs="Times New Roman"/>
+          <w:sz w:val="28"/>
+          <w:szCs w:val="28"/>
+        </w:rPr>
+        <w:t xml:space="preserve"> коммутатора</w:t>
+      </w:r>
+      <w:r>
+        <w:rPr>
+          <w:rFonts w:ascii="Times New Roman" w:hAnsi="Times New Roman" w:cs="Times New Roman"/>
+          <w:sz w:val="28"/>
+          <w:szCs w:val="28"/>
+        </w:rPr>
+        <w:t xml:space="preserve"> </w:t>
+      </w:r>
+      <w:r>
+        <w:rPr>
+          <w:rFonts w:ascii="Times New Roman" w:hAnsi="Times New Roman" w:cs="Times New Roman"/>
+          <w:sz w:val="28"/>
+          <w:szCs w:val="28"/>
+        </w:rPr>
+        <w:t>на 50</w:t>
+      </w:r>
+    </w:p>
+    <w:p>
+      <w:pPr>
+        <w:rPr>
+          <w:rFonts w:ascii="Times New Roman" w:hAnsi="Times New Roman" w:cs="Times New Roman"/>
+          <w:sz w:val="28"/>
+          <w:szCs w:val="28"/>
+          <w:lang w:val="en-US"/>
+        </w:rPr>
+      </w:pPr>
+      <w:r>
+        <w:rPr>
+          <w:rFonts w:ascii="Times New Roman" w:hAnsi="Times New Roman" w:cs="Times New Roman"/>
+          <w:sz w:val="28"/>
+          <w:szCs w:val="28"/>
+          <w:lang w:val="en-US"/>
+        </w:rPr>
+        <w:t>enable</w:t>
+      </w:r>
+    </w:p>
+    <w:p>
+      <w:pPr>
+        <w:rPr>
+          <w:rFonts w:ascii="Times New Roman" w:hAnsi="Times New Roman" w:cs="Times New Roman"/>
+          <w:sz w:val="28"/>
+          <w:szCs w:val="28"/>
+          <w:lang w:val="en-US"/>
+        </w:rPr>
+      </w:pPr>
+      <w:r>
+        <w:rPr>
+          <w:rFonts w:ascii="Times New Roman" w:hAnsi="Times New Roman" w:cs="Times New Roman"/>
+          <w:sz w:val="28"/>
+          <w:szCs w:val="28"/>
+          <w:lang w:val="en-US"/>
+        </w:rPr>
+        <w:t>conf t</w:t>
+      </w:r>
+    </w:p>
+    <w:p>
+      <w:pPr>
+        <w:rPr>
+          <w:rFonts w:ascii="Times New Roman" w:hAnsi="Times New Roman" w:cs="Times New Roman"/>
+          <w:sz w:val="28"/>
+          <w:szCs w:val="28"/>
+          <w:lang w:val="en-US"/>
+        </w:rPr>
+      </w:pPr>
+      <w:r>
+        <w:rPr>
+          <w:rFonts w:ascii="Times New Roman" w:hAnsi="Times New Roman" w:cs="Times New Roman"/>
+          <w:sz w:val="28"/>
+          <w:szCs w:val="28"/>
+          <w:lang w:val="en-US"/>
+        </w:rPr>
+        <w:t>int GI0/0</w:t>
+      </w:r>
+    </w:p>
+    <w:p>
+      <w:pPr>
+        <w:rPr>
+          <w:rFonts w:ascii="Times New Roman" w:hAnsi="Times New Roman" w:cs="Times New Roman"/>
+          <w:sz w:val="28"/>
+          <w:szCs w:val="28"/>
+        </w:rPr>
+      </w:pPr>
+      <w:r>
+        <w:rPr>
+          <w:rFonts w:ascii="Times New Roman" w:hAnsi="Times New Roman" w:cs="Times New Roman"/>
+          <w:sz w:val="28"/>
+          <w:szCs w:val="28"/>
+          <w:lang w:val="en-US"/>
+        </w:rPr>
+        <w:t>span</w:t>
+      </w:r>
+      <w:r>
+        <w:rPr>
+          <w:rFonts w:ascii="Times New Roman" w:hAnsi="Times New Roman" w:cs="Times New Roman"/>
+          <w:sz w:val="28"/>
+          <w:szCs w:val="28"/>
+        </w:rPr>
+        <w:t xml:space="preserve"> </w:t>
+      </w:r>
+      <w:r>
+        <w:rPr>
+          <w:rFonts w:ascii="Times New Roman" w:hAnsi="Times New Roman" w:cs="Times New Roman"/>
+          <w:sz w:val="28"/>
+          <w:szCs w:val="28"/>
+          <w:lang w:val="en-US"/>
+        </w:rPr>
+        <w:t>vl</w:t>
+      </w:r>
+      <w:r>
+        <w:rPr>
+          <w:rFonts w:ascii="Times New Roman" w:hAnsi="Times New Roman" w:cs="Times New Roman"/>
+          <w:sz w:val="28"/>
+          <w:szCs w:val="28"/>
+        </w:rPr>
+        <w:t xml:space="preserve"> 1 </w:t>
+      </w:r>
+      <w:r>
+        <w:rPr>
+          <w:rFonts w:ascii="Times New Roman" w:hAnsi="Times New Roman" w:cs="Times New Roman"/>
+          <w:sz w:val="28"/>
+          <w:szCs w:val="28"/>
+          <w:lang w:val="en-US"/>
+        </w:rPr>
+        <w:t>cost</w:t>
+      </w:r>
+      <w:r>
+        <w:rPr>
+          <w:rFonts w:ascii="Times New Roman" w:hAnsi="Times New Roman" w:cs="Times New Roman"/>
+          <w:sz w:val="28"/>
+          <w:szCs w:val="28"/>
+        </w:rPr>
+        <w:t xml:space="preserve"> 50</w:t>
+      </w:r>
+    </w:p>
+    <w:p>
+      <w:pPr>
+        <w:rPr>
+          <w:rFonts w:ascii="Times New Roman" w:hAnsi="Times New Roman" w:cs="Times New Roman"/>
+          <w:sz w:val="28"/>
+          <w:szCs w:val="28"/>
+        </w:rPr>
+      </w:pPr>
+      <w:r>
+        <w:rPr>
+          <w:rFonts w:ascii="Times New Roman" w:hAnsi="Times New Roman" w:cs="Times New Roman"/>
+          <w:sz w:val="28"/>
+          <w:szCs w:val="28"/>
+          <w:lang w:val="en-US"/>
+        </w:rPr>
+        <w:lastRenderedPageBreak/>
+        <w:t>exit</w:t>
+      </w:r>
+    </w:p>
+    <w:p>
+      <w:pPr>
+        <w:rPr>
+          <w:rFonts w:ascii="Times New Roman" w:hAnsi="Times New Roman" w:cs="Times New Roman"/>
+          <w:sz w:val="28"/>
+          <w:szCs w:val="28"/>
+        </w:rPr>
+      </w:pPr>
+    </w:p>
+    <w:p>
+      <w:pPr>
+        <w:rPr>
+          <w:rFonts w:ascii="Times New Roman" w:hAnsi="Times New Roman" w:cs="Times New Roman"/>
+          <w:sz w:val="28"/>
+          <w:szCs w:val="28"/>
+        </w:rPr>
+      </w:pPr>
+      <w:r>
+        <w:rPr>
+          <w:rFonts w:ascii="Times New Roman" w:hAnsi="Times New Roman" w:cs="Times New Roman"/>
+          <w:sz w:val="28"/>
+          <w:szCs w:val="28"/>
+        </w:rPr>
+        <w:t>Корневым интерфейсом стал следующий интерфейс в очереди</w:t>
+      </w:r>
+    </w:p>
+    <w:p>
+      <w:pPr>
+        <w:rPr>
+          <w:rFonts w:ascii="Times New Roman" w:hAnsi="Times New Roman" w:cs="Times New Roman"/>
+          <w:sz w:val="28"/>
+          <w:szCs w:val="28"/>
+        </w:rPr>
+      </w:pPr>
+      <w:r>
+        <w:rPr>
           <w:noProof/>
         </w:rPr>
         <w:drawing>
-          <wp:inline distT="0" distB="0" distL="0" distR="0" wp14:anchorId="450A4610" wp14:editId="1DE18470">
-            <wp:extent cx="5940425" cy="2752090"/>
-            <wp:effectExtent l="0" t="0" r="3175" b="0"/>
-            <wp:docPr id="22" name="Рисунок 22"/>
+          <wp:inline distT="0" distB="0" distL="0" distR="0" wp14:anchorId="5B9C49A6" wp14:editId="73D520FF">
+            <wp:extent cx="5940425" cy="3100705"/>
+            <wp:effectExtent l="0" t="0" r="3175" b="4445"/>
+            <wp:docPr id="21" name="Рисунок 21"/>
             <wp:cNvGraphicFramePr>
               <a:graphicFrameLocks xmlns:a="http://schemas.openxmlformats.org/drawingml/2006/main" noChangeAspect="1"/>
             </wp:cNvGraphicFramePr>
@@ -1603,6 +1845,55 @@
                   <pic:spPr>
                     <a:xfrm>
                       <a:off x="0" y="0"/>
+                      <a:ext cx="5940425" cy="3100705"/>
+                    </a:xfrm>
+                    <a:prstGeom prst="rect">
+                      <a:avLst/>
+                    </a:prstGeom>
+                  </pic:spPr>
+                </pic:pic>
+              </a:graphicData>
+            </a:graphic>
+          </wp:inline>
+        </w:drawing>
+      </w:r>
+    </w:p>
+    <w:p>
+      <w:pPr>
+        <w:rPr>
+          <w:rFonts w:ascii="Times New Roman" w:hAnsi="Times New Roman" w:cs="Times New Roman"/>
+          <w:sz w:val="28"/>
+          <w:szCs w:val="28"/>
+        </w:rPr>
+      </w:pPr>
+      <w:r>
+        <w:rPr>
+          <w:noProof/>
+        </w:rPr>
+        <w:drawing>
+          <wp:inline distT="0" distB="0" distL="0" distR="0" wp14:anchorId="450A4610" wp14:editId="1DE18470">
+            <wp:extent cx="5940425" cy="2752090"/>
+            <wp:effectExtent l="0" t="0" r="3175" b="0"/>
+            <wp:docPr id="22" name="Рисунок 22"/>
+            <wp:cNvGraphicFramePr>
+              <a:graphicFrameLocks xmlns:a="http://schemas.openxmlformats.org/drawingml/2006/main" noChangeAspect="1"/>
+            </wp:cNvGraphicFramePr>
+            <a:graphic xmlns:a="http://schemas.openxmlformats.org/drawingml/2006/main">
+              <a:graphicData uri="http://schemas.openxmlformats.org/drawingml/2006/picture">
+                <pic:pic xmlns:pic="http://schemas.openxmlformats.org/drawingml/2006/picture">
+                  <pic:nvPicPr>
+                    <pic:cNvPr id="1" name=""/>
+                    <pic:cNvPicPr/>
+                  </pic:nvPicPr>
+                  <pic:blipFill>
+                    <a:blip r:embed="rId22"/>
+                    <a:stretch>
+                      <a:fillRect/>
+                    </a:stretch>
+                  </pic:blipFill>
+                  <pic:spPr>
+                    <a:xfrm>
+                      <a:off x="0" y="0"/>
                       <a:ext cx="5940425" cy="2752090"/>
                     </a:xfrm>
                     <a:prstGeom prst="rect">
@@ -1616,6 +1907,907 @@
         </w:drawing>
       </w:r>
     </w:p>
+    <w:p>
+      <w:pPr>
+        <w:rPr>
+          <w:rFonts w:ascii="Times New Roman" w:hAnsi="Times New Roman" w:cs="Times New Roman"/>
+          <w:sz w:val="28"/>
+          <w:szCs w:val="28"/>
+        </w:rPr>
+      </w:pPr>
+      <w:r>
+        <w:rPr>
+          <w:rFonts w:ascii="Times New Roman" w:hAnsi="Times New Roman" w:cs="Times New Roman"/>
+          <w:sz w:val="28"/>
+          <w:szCs w:val="28"/>
+        </w:rPr>
+        <w:t xml:space="preserve">6. </w:t>
+      </w:r>
+      <w:r>
+        <w:rPr>
+          <w:rFonts w:ascii="Times New Roman" w:hAnsi="Times New Roman" w:cs="Times New Roman"/>
+          <w:sz w:val="28"/>
+          <w:szCs w:val="28"/>
+        </w:rPr>
+        <w:t xml:space="preserve">Изменим на всех коммутаторах протокол на </w:t>
+      </w:r>
+      <w:r>
+        <w:rPr>
+          <w:rFonts w:ascii="Times New Roman" w:hAnsi="Times New Roman" w:cs="Times New Roman"/>
+          <w:sz w:val="28"/>
+          <w:szCs w:val="28"/>
+          <w:lang w:val="en-US"/>
+        </w:rPr>
+        <w:t>RSTP</w:t>
+      </w:r>
+      <w:r>
+        <w:rPr>
+          <w:rFonts w:ascii="Times New Roman" w:hAnsi="Times New Roman" w:cs="Times New Roman"/>
+          <w:sz w:val="28"/>
+          <w:szCs w:val="28"/>
+        </w:rPr>
+        <w:t xml:space="preserve">. Если обрывается соединение между коммутаторами, то </w:t>
+      </w:r>
+      <w:r>
+        <w:rPr>
+          <w:rFonts w:ascii="Times New Roman" w:hAnsi="Times New Roman" w:cs="Times New Roman"/>
+          <w:sz w:val="28"/>
+          <w:szCs w:val="28"/>
+          <w:lang w:val="en-US"/>
+        </w:rPr>
+        <w:t>RSTP</w:t>
+      </w:r>
+      <w:r>
+        <w:rPr>
+          <w:rFonts w:ascii="Times New Roman" w:hAnsi="Times New Roman" w:cs="Times New Roman"/>
+          <w:sz w:val="28"/>
+          <w:szCs w:val="28"/>
+        </w:rPr>
+        <w:t xml:space="preserve"> </w:t>
+      </w:r>
+      <w:r>
+        <w:rPr>
+          <w:rFonts w:ascii="Times New Roman" w:hAnsi="Times New Roman" w:cs="Times New Roman"/>
+          <w:sz w:val="28"/>
+          <w:szCs w:val="28"/>
+        </w:rPr>
+        <w:t xml:space="preserve">перестраивает сеть за секунды, т.к. имеет меньше этапов и постоянно рассылает </w:t>
+      </w:r>
+      <w:r>
+        <w:rPr>
+          <w:rFonts w:ascii="Times New Roman" w:hAnsi="Times New Roman" w:cs="Times New Roman"/>
+          <w:sz w:val="28"/>
+          <w:szCs w:val="28"/>
+          <w:lang w:val="en-US"/>
+        </w:rPr>
+        <w:t>HELLO</w:t>
+      </w:r>
+      <w:r>
+        <w:rPr>
+          <w:rFonts w:ascii="Times New Roman" w:hAnsi="Times New Roman" w:cs="Times New Roman"/>
+          <w:sz w:val="28"/>
+          <w:szCs w:val="28"/>
+        </w:rPr>
+        <w:t xml:space="preserve"> </w:t>
+      </w:r>
+      <w:r>
+        <w:rPr>
+          <w:rFonts w:ascii="Times New Roman" w:hAnsi="Times New Roman" w:cs="Times New Roman"/>
+          <w:sz w:val="28"/>
+          <w:szCs w:val="28"/>
+        </w:rPr>
+        <w:t xml:space="preserve">пакеты с необходимой информацией. </w:t>
+      </w:r>
+    </w:p>
+    <w:p>
+      <w:pPr>
+        <w:rPr>
+          <w:rFonts w:ascii="Times New Roman" w:hAnsi="Times New Roman" w:cs="Times New Roman"/>
+          <w:sz w:val="28"/>
+          <w:szCs w:val="28"/>
+        </w:rPr>
+      </w:pPr>
+      <w:r>
+        <w:rPr>
+          <w:rFonts w:ascii="Times New Roman" w:hAnsi="Times New Roman" w:cs="Times New Roman"/>
+          <w:sz w:val="28"/>
+          <w:szCs w:val="28"/>
+          <w:lang w:val="en-US"/>
+        </w:rPr>
+        <w:t>enable</w:t>
+      </w:r>
+    </w:p>
+    <w:p>
+      <w:pPr>
+        <w:rPr>
+          <w:rFonts w:ascii="Times New Roman" w:hAnsi="Times New Roman" w:cs="Times New Roman"/>
+          <w:sz w:val="28"/>
+          <w:szCs w:val="28"/>
+          <w:lang w:val="en-US"/>
+        </w:rPr>
+      </w:pPr>
+      <w:r>
+        <w:rPr>
+          <w:rFonts w:ascii="Times New Roman" w:hAnsi="Times New Roman" w:cs="Times New Roman"/>
+          <w:sz w:val="28"/>
+          <w:szCs w:val="28"/>
+          <w:lang w:val="en-US"/>
+        </w:rPr>
+        <w:t>conf t</w:t>
+      </w:r>
+    </w:p>
+    <w:p>
+      <w:pPr>
+        <w:rPr>
+          <w:rFonts w:ascii="Times New Roman" w:hAnsi="Times New Roman" w:cs="Times New Roman"/>
+          <w:sz w:val="28"/>
+          <w:szCs w:val="28"/>
+          <w:lang w:val="en-US"/>
+        </w:rPr>
+      </w:pPr>
+      <w:r>
+        <w:rPr>
+          <w:rFonts w:ascii="Times New Roman" w:hAnsi="Times New Roman" w:cs="Times New Roman"/>
+          <w:sz w:val="28"/>
+          <w:szCs w:val="28"/>
+          <w:lang w:val="en-US"/>
+        </w:rPr>
+        <w:t>span mode rapid-pvst</w:t>
+      </w:r>
+    </w:p>
+    <w:p>
+      <w:pPr>
+        <w:rPr>
+          <w:rFonts w:ascii="Times New Roman" w:hAnsi="Times New Roman" w:cs="Times New Roman"/>
+          <w:sz w:val="28"/>
+          <w:szCs w:val="28"/>
+          <w:lang w:val="en-US"/>
+        </w:rPr>
+      </w:pPr>
+    </w:p>
+    <w:p>
+      <w:pPr>
+        <w:rPr>
+          <w:rFonts w:ascii="Times New Roman" w:hAnsi="Times New Roman" w:cs="Times New Roman"/>
+          <w:sz w:val="28"/>
+          <w:szCs w:val="28"/>
+        </w:rPr>
+      </w:pPr>
+      <w:r>
+        <w:rPr>
+          <w:rFonts w:ascii="Times New Roman" w:hAnsi="Times New Roman" w:cs="Times New Roman"/>
+          <w:sz w:val="28"/>
+          <w:szCs w:val="28"/>
+        </w:rPr>
+        <w:lastRenderedPageBreak/>
+        <w:t>На портах, исходящих из первого коммутатора, мы можем увидеть</w:t>
+      </w:r>
+      <w:r>
+        <w:rPr>
+          <w:rFonts w:ascii="Times New Roman" w:hAnsi="Times New Roman" w:cs="Times New Roman"/>
+          <w:sz w:val="28"/>
+          <w:szCs w:val="28"/>
+        </w:rPr>
+        <w:t xml:space="preserve"> </w:t>
+      </w:r>
+      <w:r>
+        <w:rPr>
+          <w:rFonts w:ascii="Times New Roman" w:hAnsi="Times New Roman" w:cs="Times New Roman"/>
+          <w:sz w:val="28"/>
+          <w:szCs w:val="28"/>
+          <w:lang w:val="en-US"/>
+        </w:rPr>
+        <w:t>STP</w:t>
+      </w:r>
+      <w:r>
+        <w:rPr>
+          <w:rFonts w:ascii="Times New Roman" w:hAnsi="Times New Roman" w:cs="Times New Roman"/>
+          <w:sz w:val="28"/>
+          <w:szCs w:val="28"/>
+        </w:rPr>
+        <w:t xml:space="preserve"> </w:t>
+      </w:r>
+      <w:r>
+        <w:rPr>
+          <w:rFonts w:ascii="Times New Roman" w:hAnsi="Times New Roman" w:cs="Times New Roman"/>
+          <w:sz w:val="28"/>
+          <w:szCs w:val="28"/>
+        </w:rPr>
+        <w:t>кадры</w:t>
+      </w:r>
+    </w:p>
+    <w:p>
+      <w:pPr>
+        <w:rPr>
+          <w:rFonts w:ascii="Times New Roman" w:hAnsi="Times New Roman" w:cs="Times New Roman"/>
+          <w:sz w:val="28"/>
+          <w:szCs w:val="28"/>
+        </w:rPr>
+      </w:pPr>
+    </w:p>
+    <w:p>
+      <w:pPr>
+        <w:rPr>
+          <w:rFonts w:ascii="Times New Roman" w:hAnsi="Times New Roman" w:cs="Times New Roman"/>
+          <w:sz w:val="28"/>
+          <w:szCs w:val="28"/>
+        </w:rPr>
+      </w:pPr>
+      <w:r>
+        <w:rPr>
+          <w:noProof/>
+        </w:rPr>
+        <w:drawing>
+          <wp:inline distT="0" distB="0" distL="0" distR="0" wp14:anchorId="5DA18B3A" wp14:editId="1EB29803">
+            <wp:extent cx="5940425" cy="2941955"/>
+            <wp:effectExtent l="0" t="0" r="3175" b="0"/>
+            <wp:docPr id="7" name="Рисунок 7"/>
+            <wp:cNvGraphicFramePr>
+              <a:graphicFrameLocks xmlns:a="http://schemas.openxmlformats.org/drawingml/2006/main" noChangeAspect="1"/>
+            </wp:cNvGraphicFramePr>
+            <a:graphic xmlns:a="http://schemas.openxmlformats.org/drawingml/2006/main">
+              <a:graphicData uri="http://schemas.openxmlformats.org/drawingml/2006/picture">
+                <pic:pic xmlns:pic="http://schemas.openxmlformats.org/drawingml/2006/picture">
+                  <pic:nvPicPr>
+                    <pic:cNvPr id="1" name=""/>
+                    <pic:cNvPicPr/>
+                  </pic:nvPicPr>
+                  <pic:blipFill>
+                    <a:blip r:embed="rId23"/>
+                    <a:stretch>
+                      <a:fillRect/>
+                    </a:stretch>
+                  </pic:blipFill>
+                  <pic:spPr>
+                    <a:xfrm>
+                      <a:off x="0" y="0"/>
+                      <a:ext cx="5940425" cy="2941955"/>
+                    </a:xfrm>
+                    <a:prstGeom prst="rect">
+                      <a:avLst/>
+                    </a:prstGeom>
+                  </pic:spPr>
+                </pic:pic>
+              </a:graphicData>
+            </a:graphic>
+          </wp:inline>
+        </w:drawing>
+      </w:r>
+    </w:p>
+    <w:p>
+      <w:pPr>
+        <w:rPr>
+          <w:rFonts w:ascii="Times New Roman" w:hAnsi="Times New Roman" w:cs="Times New Roman"/>
+          <w:sz w:val="28"/>
+          <w:szCs w:val="28"/>
+        </w:rPr>
+      </w:pPr>
+      <w:r>
+        <w:rPr>
+          <w:noProof/>
+        </w:rPr>
+        <w:drawing>
+          <wp:inline distT="0" distB="0" distL="0" distR="0" wp14:anchorId="017C2C1C" wp14:editId="1BD16D23">
+            <wp:extent cx="5940425" cy="2941955"/>
+            <wp:effectExtent l="0" t="0" r="3175" b="0"/>
+            <wp:docPr id="15" name="Рисунок 15"/>
+            <wp:cNvGraphicFramePr>
+              <a:graphicFrameLocks xmlns:a="http://schemas.openxmlformats.org/drawingml/2006/main" noChangeAspect="1"/>
+            </wp:cNvGraphicFramePr>
+            <a:graphic xmlns:a="http://schemas.openxmlformats.org/drawingml/2006/main">
+              <a:graphicData uri="http://schemas.openxmlformats.org/drawingml/2006/picture">
+                <pic:pic xmlns:pic="http://schemas.openxmlformats.org/drawingml/2006/picture">
+                  <pic:nvPicPr>
+                    <pic:cNvPr id="1" name=""/>
+                    <pic:cNvPicPr/>
+                  </pic:nvPicPr>
+                  <pic:blipFill>
+                    <a:blip r:embed="rId24"/>
+                    <a:stretch>
+                      <a:fillRect/>
+                    </a:stretch>
+                  </pic:blipFill>
+                  <pic:spPr>
+                    <a:xfrm>
+                      <a:off x="0" y="0"/>
+                      <a:ext cx="5940425" cy="2941955"/>
+                    </a:xfrm>
+                    <a:prstGeom prst="rect">
+                      <a:avLst/>
+                    </a:prstGeom>
+                  </pic:spPr>
+                </pic:pic>
+              </a:graphicData>
+            </a:graphic>
+          </wp:inline>
+        </w:drawing>
+      </w:r>
+    </w:p>
+    <w:p>
+      <w:pPr>
+        <w:rPr>
+          <w:rFonts w:ascii="Times New Roman" w:hAnsi="Times New Roman" w:cs="Times New Roman"/>
+          <w:sz w:val="28"/>
+          <w:szCs w:val="28"/>
+        </w:rPr>
+      </w:pPr>
+      <w:r>
+        <w:rPr>
+          <w:noProof/>
+        </w:rPr>
+        <w:lastRenderedPageBreak/>
+        <w:drawing>
+          <wp:inline distT="0" distB="0" distL="0" distR="0" wp14:anchorId="129B385E" wp14:editId="7830C9C5">
+            <wp:extent cx="5940425" cy="2995930"/>
+            <wp:effectExtent l="0" t="0" r="3175" b="0"/>
+            <wp:docPr id="16" name="Рисунок 16"/>
+            <wp:cNvGraphicFramePr>
+              <a:graphicFrameLocks xmlns:a="http://schemas.openxmlformats.org/drawingml/2006/main" noChangeAspect="1"/>
+            </wp:cNvGraphicFramePr>
+            <a:graphic xmlns:a="http://schemas.openxmlformats.org/drawingml/2006/main">
+              <a:graphicData uri="http://schemas.openxmlformats.org/drawingml/2006/picture">
+                <pic:pic xmlns:pic="http://schemas.openxmlformats.org/drawingml/2006/picture">
+                  <pic:nvPicPr>
+                    <pic:cNvPr id="1" name=""/>
+                    <pic:cNvPicPr/>
+                  </pic:nvPicPr>
+                  <pic:blipFill>
+                    <a:blip r:embed="rId25"/>
+                    <a:stretch>
+                      <a:fillRect/>
+                    </a:stretch>
+                  </pic:blipFill>
+                  <pic:spPr>
+                    <a:xfrm>
+                      <a:off x="0" y="0"/>
+                      <a:ext cx="5940425" cy="2995930"/>
+                    </a:xfrm>
+                    <a:prstGeom prst="rect">
+                      <a:avLst/>
+                    </a:prstGeom>
+                  </pic:spPr>
+                </pic:pic>
+              </a:graphicData>
+            </a:graphic>
+          </wp:inline>
+        </w:drawing>
+      </w:r>
+    </w:p>
+    <w:p>
+      <w:pPr>
+        <w:rPr>
+          <w:rFonts w:ascii="Times New Roman" w:hAnsi="Times New Roman" w:cs="Times New Roman"/>
+          <w:sz w:val="28"/>
+          <w:szCs w:val="28"/>
+        </w:rPr>
+      </w:pPr>
+      <w:r>
+        <w:rPr>
+          <w:noProof/>
+        </w:rPr>
+        <w:drawing>
+          <wp:inline distT="0" distB="0" distL="0" distR="0" wp14:anchorId="651F4295" wp14:editId="56D2B3D9">
+            <wp:extent cx="5940425" cy="3277235"/>
+            <wp:effectExtent l="0" t="0" r="3175" b="0"/>
+            <wp:docPr id="19" name="Рисунок 19"/>
+            <wp:cNvGraphicFramePr>
+              <a:graphicFrameLocks xmlns:a="http://schemas.openxmlformats.org/drawingml/2006/main" noChangeAspect="1"/>
+            </wp:cNvGraphicFramePr>
+            <a:graphic xmlns:a="http://schemas.openxmlformats.org/drawingml/2006/main">
+              <a:graphicData uri="http://schemas.openxmlformats.org/drawingml/2006/picture">
+                <pic:pic xmlns:pic="http://schemas.openxmlformats.org/drawingml/2006/picture">
+                  <pic:nvPicPr>
+                    <pic:cNvPr id="1" name=""/>
+                    <pic:cNvPicPr/>
+                  </pic:nvPicPr>
+                  <pic:blipFill>
+                    <a:blip r:embed="rId26"/>
+                    <a:stretch>
+                      <a:fillRect/>
+                    </a:stretch>
+                  </pic:blipFill>
+                  <pic:spPr>
+                    <a:xfrm>
+                      <a:off x="0" y="0"/>
+                      <a:ext cx="5940425" cy="3277235"/>
+                    </a:xfrm>
+                    <a:prstGeom prst="rect">
+                      <a:avLst/>
+                    </a:prstGeom>
+                  </pic:spPr>
+                </pic:pic>
+              </a:graphicData>
+            </a:graphic>
+          </wp:inline>
+        </w:drawing>
+      </w:r>
+    </w:p>
+    <w:p>
+      <w:pPr>
+        <w:rPr>
+          <w:rFonts w:ascii="Times New Roman" w:hAnsi="Times New Roman" w:cs="Times New Roman"/>
+          <w:sz w:val="28"/>
+          <w:szCs w:val="28"/>
+        </w:rPr>
+      </w:pPr>
+      <w:r>
+        <w:rPr>
+          <w:rFonts w:ascii="Times New Roman" w:hAnsi="Times New Roman" w:cs="Times New Roman"/>
+          <w:sz w:val="28"/>
+          <w:szCs w:val="28"/>
+        </w:rPr>
+        <w:t>Роли портов (Port Roles)</w:t>
+      </w:r>
+    </w:p>
+    <w:p>
+      <w:pPr>
+        <w:pStyle w:val="a3"/>
+        <w:numPr>
+          <w:ilvl w:val="0"/>
+          <w:numId w:val="1"/>
+        </w:numPr>
+        <w:rPr>
+          <w:rFonts w:ascii="Times New Roman" w:hAnsi="Times New Roman" w:cs="Times New Roman"/>
+          <w:sz w:val="28"/>
+          <w:szCs w:val="28"/>
+        </w:rPr>
+      </w:pPr>
+      <w:r>
+        <w:rPr>
+          <w:rFonts w:ascii="Times New Roman" w:hAnsi="Times New Roman" w:cs="Times New Roman"/>
+          <w:sz w:val="28"/>
+          <w:szCs w:val="28"/>
+        </w:rPr>
+        <w:t>Root Port - порт с лучшим путём к корню (один на мост)</w:t>
+      </w:r>
+    </w:p>
+    <w:p>
+      <w:pPr>
+        <w:pStyle w:val="a3"/>
+        <w:numPr>
+          <w:ilvl w:val="0"/>
+          <w:numId w:val="1"/>
+        </w:numPr>
+        <w:rPr>
+          <w:rFonts w:ascii="Times New Roman" w:hAnsi="Times New Roman" w:cs="Times New Roman"/>
+          <w:sz w:val="28"/>
+          <w:szCs w:val="28"/>
+        </w:rPr>
+      </w:pPr>
+      <w:r>
+        <w:rPr>
+          <w:rFonts w:ascii="Times New Roman" w:hAnsi="Times New Roman" w:cs="Times New Roman"/>
+          <w:sz w:val="28"/>
+          <w:szCs w:val="28"/>
+        </w:rPr>
+        <w:t>Designated Port - порт, пересылающий трафик от корня в сегмент (обычно один на сегмент)</w:t>
+      </w:r>
+    </w:p>
+    <w:p>
+      <w:pPr>
+        <w:pStyle w:val="a3"/>
+        <w:numPr>
+          <w:ilvl w:val="0"/>
+          <w:numId w:val="1"/>
+        </w:numPr>
+        <w:rPr>
+          <w:rFonts w:ascii="Times New Roman" w:hAnsi="Times New Roman" w:cs="Times New Roman"/>
+          <w:sz w:val="28"/>
+          <w:szCs w:val="28"/>
+        </w:rPr>
+      </w:pPr>
+      <w:r>
+        <w:rPr>
+          <w:rFonts w:ascii="Times New Roman" w:hAnsi="Times New Roman" w:cs="Times New Roman"/>
+          <w:sz w:val="28"/>
+          <w:szCs w:val="28"/>
+        </w:rPr>
+        <w:t>Alternate Port - резервный путь к корню (замена Root Port при отказе) - аналог Blocking в STP, но с быстрым переключением</w:t>
+      </w:r>
+    </w:p>
+    <w:p>
+      <w:pPr>
+        <w:pStyle w:val="a3"/>
+        <w:numPr>
+          <w:ilvl w:val="0"/>
+          <w:numId w:val="1"/>
+        </w:numPr>
+        <w:rPr>
+          <w:rFonts w:ascii="Times New Roman" w:hAnsi="Times New Roman" w:cs="Times New Roman"/>
+          <w:sz w:val="28"/>
+          <w:szCs w:val="28"/>
+        </w:rPr>
+      </w:pPr>
+      <w:r>
+        <w:rPr>
+          <w:rFonts w:ascii="Times New Roman" w:hAnsi="Times New Roman" w:cs="Times New Roman"/>
+          <w:sz w:val="28"/>
+          <w:szCs w:val="28"/>
+        </w:rPr>
+        <w:t>Backup Port - резервная копия Designated-порта на том же сегменте (актуально при hub'ах/общих средах)</w:t>
+      </w:r>
+    </w:p>
+    <w:p>
+      <w:pPr>
+        <w:rPr>
+          <w:rFonts w:ascii="Times New Roman" w:hAnsi="Times New Roman" w:cs="Times New Roman"/>
+          <w:sz w:val="28"/>
+          <w:szCs w:val="28"/>
+        </w:rPr>
+      </w:pPr>
+      <w:r>
+        <w:rPr>
+          <w:rFonts w:ascii="Times New Roman" w:hAnsi="Times New Roman" w:cs="Times New Roman"/>
+          <w:sz w:val="28"/>
+          <w:szCs w:val="28"/>
+        </w:rPr>
+        <w:t xml:space="preserve">Этапы </w:t>
+      </w:r>
+      <w:r>
+        <w:rPr>
+          <w:rFonts w:ascii="Times New Roman" w:hAnsi="Times New Roman" w:cs="Times New Roman"/>
+          <w:sz w:val="28"/>
+          <w:szCs w:val="28"/>
+          <w:lang w:val="en-US"/>
+        </w:rPr>
+        <w:t>RSTP</w:t>
+      </w:r>
+    </w:p>
+    <w:p>
+      <w:pPr>
+        <w:pStyle w:val="a3"/>
+        <w:numPr>
+          <w:ilvl w:val="0"/>
+          <w:numId w:val="1"/>
+        </w:numPr>
+        <w:rPr>
+          <w:rFonts w:ascii="Times New Roman" w:hAnsi="Times New Roman" w:cs="Times New Roman"/>
+          <w:sz w:val="28"/>
+          <w:szCs w:val="28"/>
+        </w:rPr>
+      </w:pPr>
+      <w:r>
+        <w:rPr>
+          <w:rFonts w:ascii="Times New Roman" w:hAnsi="Times New Roman" w:cs="Times New Roman"/>
+          <w:sz w:val="28"/>
+          <w:szCs w:val="28"/>
+          <w:lang w:val="en-US"/>
+        </w:rPr>
+        <w:lastRenderedPageBreak/>
+        <w:t>Election</w:t>
+      </w:r>
+      <w:r>
+        <w:rPr>
+          <w:rFonts w:ascii="Times New Roman" w:hAnsi="Times New Roman" w:cs="Times New Roman"/>
+          <w:sz w:val="28"/>
+          <w:szCs w:val="28"/>
+        </w:rPr>
+        <w:t xml:space="preserve"> - обмен </w:t>
+      </w:r>
+      <w:r>
+        <w:rPr>
+          <w:rFonts w:ascii="Times New Roman" w:hAnsi="Times New Roman" w:cs="Times New Roman"/>
+          <w:sz w:val="28"/>
+          <w:szCs w:val="28"/>
+          <w:lang w:val="en-US"/>
+        </w:rPr>
+        <w:t>BPDU</w:t>
+      </w:r>
+      <w:r>
+        <w:rPr>
+          <w:rFonts w:ascii="Times New Roman" w:hAnsi="Times New Roman" w:cs="Times New Roman"/>
+          <w:sz w:val="28"/>
+          <w:szCs w:val="28"/>
+        </w:rPr>
+        <w:t xml:space="preserve">, выбор </w:t>
+      </w:r>
+      <w:r>
+        <w:rPr>
+          <w:rFonts w:ascii="Times New Roman" w:hAnsi="Times New Roman" w:cs="Times New Roman"/>
+          <w:sz w:val="28"/>
+          <w:szCs w:val="28"/>
+          <w:lang w:val="en-US"/>
+        </w:rPr>
+        <w:t>Root</w:t>
+      </w:r>
+      <w:r>
+        <w:rPr>
+          <w:rFonts w:ascii="Times New Roman" w:hAnsi="Times New Roman" w:cs="Times New Roman"/>
+          <w:sz w:val="28"/>
+          <w:szCs w:val="28"/>
+        </w:rPr>
+        <w:t xml:space="preserve"> </w:t>
+      </w:r>
+      <w:r>
+        <w:rPr>
+          <w:rFonts w:ascii="Times New Roman" w:hAnsi="Times New Roman" w:cs="Times New Roman"/>
+          <w:sz w:val="28"/>
+          <w:szCs w:val="28"/>
+          <w:lang w:val="en-US"/>
+        </w:rPr>
+        <w:t>Bridge</w:t>
+      </w:r>
+      <w:r>
+        <w:rPr>
+          <w:rFonts w:ascii="Times New Roman" w:hAnsi="Times New Roman" w:cs="Times New Roman"/>
+          <w:sz w:val="28"/>
+          <w:szCs w:val="28"/>
+        </w:rPr>
+        <w:t xml:space="preserve"> (по наименьшему </w:t>
+      </w:r>
+      <w:r>
+        <w:rPr>
+          <w:rFonts w:ascii="Times New Roman" w:hAnsi="Times New Roman" w:cs="Times New Roman"/>
+          <w:sz w:val="28"/>
+          <w:szCs w:val="28"/>
+          <w:lang w:val="en-US"/>
+        </w:rPr>
+        <w:t>Bridge</w:t>
+      </w:r>
+      <w:r>
+        <w:rPr>
+          <w:rFonts w:ascii="Times New Roman" w:hAnsi="Times New Roman" w:cs="Times New Roman"/>
+          <w:sz w:val="28"/>
+          <w:szCs w:val="28"/>
+        </w:rPr>
+        <w:t xml:space="preserve"> </w:t>
+      </w:r>
+      <w:r>
+        <w:rPr>
+          <w:rFonts w:ascii="Times New Roman" w:hAnsi="Times New Roman" w:cs="Times New Roman"/>
+          <w:sz w:val="28"/>
+          <w:szCs w:val="28"/>
+          <w:lang w:val="en-US"/>
+        </w:rPr>
+        <w:t>ID</w:t>
+      </w:r>
+      <w:r>
+        <w:rPr>
+          <w:rFonts w:ascii="Times New Roman" w:hAnsi="Times New Roman" w:cs="Times New Roman"/>
+          <w:sz w:val="28"/>
+          <w:szCs w:val="28"/>
+        </w:rPr>
+        <w:t xml:space="preserve">), затем расчёт </w:t>
+      </w:r>
+      <w:r>
+        <w:rPr>
+          <w:rFonts w:ascii="Times New Roman" w:hAnsi="Times New Roman" w:cs="Times New Roman"/>
+          <w:sz w:val="28"/>
+          <w:szCs w:val="28"/>
+          <w:lang w:val="en-US"/>
+        </w:rPr>
+        <w:t>Root</w:t>
+      </w:r>
+      <w:r>
+        <w:rPr>
+          <w:rFonts w:ascii="Times New Roman" w:hAnsi="Times New Roman" w:cs="Times New Roman"/>
+          <w:sz w:val="28"/>
+          <w:szCs w:val="28"/>
+        </w:rPr>
+        <w:t xml:space="preserve"> </w:t>
+      </w:r>
+      <w:r>
+        <w:rPr>
+          <w:rFonts w:ascii="Times New Roman" w:hAnsi="Times New Roman" w:cs="Times New Roman"/>
+          <w:sz w:val="28"/>
+          <w:szCs w:val="28"/>
+          <w:lang w:val="en-US"/>
+        </w:rPr>
+        <w:t>Path</w:t>
+      </w:r>
+      <w:r>
+        <w:rPr>
+          <w:rFonts w:ascii="Times New Roman" w:hAnsi="Times New Roman" w:cs="Times New Roman"/>
+          <w:sz w:val="28"/>
+          <w:szCs w:val="28"/>
+        </w:rPr>
+        <w:t xml:space="preserve"> </w:t>
+      </w:r>
+      <w:r>
+        <w:rPr>
+          <w:rFonts w:ascii="Times New Roman" w:hAnsi="Times New Roman" w:cs="Times New Roman"/>
+          <w:sz w:val="28"/>
+          <w:szCs w:val="28"/>
+          <w:lang w:val="en-US"/>
+        </w:rPr>
+        <w:t>Cost</w:t>
+      </w:r>
+      <w:r>
+        <w:rPr>
+          <w:rFonts w:ascii="Times New Roman" w:hAnsi="Times New Roman" w:cs="Times New Roman"/>
+          <w:sz w:val="28"/>
+          <w:szCs w:val="28"/>
+        </w:rPr>
+        <w:t xml:space="preserve"> на каждом мосту</w:t>
+      </w:r>
+    </w:p>
+    <w:p>
+      <w:pPr>
+        <w:pStyle w:val="a3"/>
+        <w:numPr>
+          <w:ilvl w:val="0"/>
+          <w:numId w:val="1"/>
+        </w:numPr>
+        <w:rPr>
+          <w:rFonts w:ascii="Times New Roman" w:hAnsi="Times New Roman" w:cs="Times New Roman"/>
+          <w:sz w:val="28"/>
+          <w:szCs w:val="28"/>
+        </w:rPr>
+      </w:pPr>
+      <w:r>
+        <w:rPr>
+          <w:rFonts w:ascii="Times New Roman" w:hAnsi="Times New Roman" w:cs="Times New Roman"/>
+          <w:sz w:val="28"/>
+          <w:szCs w:val="28"/>
+        </w:rPr>
+        <w:t>Proposal - designated-порт восходящего моста посылает BPDU с флагом Proposal=1, "предлагая" соседу быстро перейти в Forwarding</w:t>
+      </w:r>
+    </w:p>
+    <w:p>
+      <w:pPr>
+        <w:pStyle w:val="a3"/>
+        <w:numPr>
+          <w:ilvl w:val="0"/>
+          <w:numId w:val="1"/>
+        </w:numPr>
+        <w:rPr>
+          <w:rFonts w:ascii="Times New Roman" w:hAnsi="Times New Roman" w:cs="Times New Roman"/>
+          <w:sz w:val="28"/>
+          <w:szCs w:val="28"/>
+        </w:rPr>
+      </w:pPr>
+      <w:r>
+        <w:rPr>
+          <w:rFonts w:ascii="Times New Roman" w:hAnsi="Times New Roman" w:cs="Times New Roman"/>
+          <w:sz w:val="28"/>
+          <w:szCs w:val="28"/>
+        </w:rPr>
+        <w:t>Sync - принимающий мост переводит все свои non-edge порты (кроме того, через который пришёл Proposal) в Discarding, чтобы временно исключить петли</w:t>
+      </w:r>
+    </w:p>
+    <w:p>
+      <w:pPr>
+        <w:pStyle w:val="a3"/>
+        <w:numPr>
+          <w:ilvl w:val="0"/>
+          <w:numId w:val="1"/>
+        </w:numPr>
+        <w:rPr>
+          <w:rFonts w:ascii="Times New Roman" w:hAnsi="Times New Roman" w:cs="Times New Roman"/>
+          <w:sz w:val="28"/>
+          <w:szCs w:val="28"/>
+        </w:rPr>
+      </w:pPr>
+      <w:r>
+        <w:rPr>
+          <w:rFonts w:ascii="Times New Roman" w:hAnsi="Times New Roman" w:cs="Times New Roman"/>
+          <w:sz w:val="28"/>
+          <w:szCs w:val="28"/>
+        </w:rPr>
+        <w:t>Agreement - после синхронизации мост отвечает BPDU с флагом Agreement=1</w:t>
+      </w:r>
+    </w:p>
+    <w:p>
+      <w:pPr>
+        <w:pStyle w:val="a3"/>
+        <w:numPr>
+          <w:ilvl w:val="0"/>
+          <w:numId w:val="1"/>
+        </w:numPr>
+        <w:rPr>
+          <w:rFonts w:ascii="Times New Roman" w:hAnsi="Times New Roman" w:cs="Times New Roman"/>
+          <w:sz w:val="28"/>
+          <w:szCs w:val="28"/>
+        </w:rPr>
+      </w:pPr>
+      <w:r>
+        <w:rPr>
+          <w:rFonts w:ascii="Times New Roman" w:hAnsi="Times New Roman" w:cs="Times New Roman"/>
+          <w:sz w:val="28"/>
+          <w:szCs w:val="28"/>
+        </w:rPr>
+        <w:t>Rapid transition - оба порта (proposing и root port принимающего) сразу переходят в Forwarding, минуя Learning-задержку</w:t>
+      </w:r>
+    </w:p>
+    <w:p>
+      <w:pPr>
+        <w:rPr>
+          <w:rFonts w:ascii="Times New Roman" w:hAnsi="Times New Roman" w:cs="Times New Roman"/>
+          <w:sz w:val="28"/>
+          <w:szCs w:val="28"/>
+        </w:rPr>
+      </w:pPr>
+      <w:r>
+        <w:rPr>
+          <w:rFonts w:ascii="Times New Roman" w:hAnsi="Times New Roman" w:cs="Times New Roman"/>
+          <w:sz w:val="28"/>
+          <w:szCs w:val="28"/>
+        </w:rPr>
+        <w:t xml:space="preserve">Схема сети выглядит так же как и схема с обычным </w:t>
+      </w:r>
+      <w:r>
+        <w:rPr>
+          <w:rFonts w:ascii="Times New Roman" w:hAnsi="Times New Roman" w:cs="Times New Roman"/>
+          <w:sz w:val="28"/>
+          <w:szCs w:val="28"/>
+          <w:lang w:val="en-US"/>
+        </w:rPr>
+        <w:t>STP</w:t>
+      </w:r>
+      <w:r>
+        <w:rPr>
+          <w:rFonts w:ascii="Times New Roman" w:hAnsi="Times New Roman" w:cs="Times New Roman"/>
+          <w:sz w:val="28"/>
+          <w:szCs w:val="28"/>
+        </w:rPr>
+        <w:t xml:space="preserve">. При изменении цены порта на </w:t>
+      </w:r>
+      <w:r>
+        <w:rPr>
+          <w:rFonts w:ascii="Times New Roman" w:hAnsi="Times New Roman" w:cs="Times New Roman"/>
+          <w:sz w:val="28"/>
+          <w:szCs w:val="28"/>
+        </w:rPr>
+        <w:t>пятом коммутатор</w:t>
+      </w:r>
+      <w:r>
+        <w:rPr>
+          <w:rFonts w:ascii="Times New Roman" w:hAnsi="Times New Roman" w:cs="Times New Roman"/>
+          <w:sz w:val="28"/>
+          <w:szCs w:val="28"/>
+        </w:rPr>
+        <w:t xml:space="preserve"> схема тоже выглядит </w:t>
+      </w:r>
+      <w:r>
+        <w:rPr>
+          <w:rFonts w:ascii="Times New Roman" w:hAnsi="Times New Roman" w:cs="Times New Roman"/>
+          <w:sz w:val="28"/>
+          <w:szCs w:val="28"/>
+        </w:rPr>
+        <w:t>идентично</w:t>
+      </w:r>
+      <w:r>
+        <w:rPr>
+          <w:rFonts w:ascii="Times New Roman" w:hAnsi="Times New Roman" w:cs="Times New Roman"/>
+          <w:sz w:val="28"/>
+          <w:szCs w:val="28"/>
+        </w:rPr>
+        <w:t xml:space="preserve"> схем</w:t>
+      </w:r>
+      <w:r>
+        <w:rPr>
+          <w:rFonts w:ascii="Times New Roman" w:hAnsi="Times New Roman" w:cs="Times New Roman"/>
+          <w:sz w:val="28"/>
+          <w:szCs w:val="28"/>
+        </w:rPr>
+        <w:t>е</w:t>
+      </w:r>
+      <w:r>
+        <w:rPr>
+          <w:rFonts w:ascii="Times New Roman" w:hAnsi="Times New Roman" w:cs="Times New Roman"/>
+          <w:sz w:val="28"/>
+          <w:szCs w:val="28"/>
+        </w:rPr>
+        <w:t xml:space="preserve"> с обычным </w:t>
+      </w:r>
+      <w:r>
+        <w:rPr>
+          <w:rFonts w:ascii="Times New Roman" w:hAnsi="Times New Roman" w:cs="Times New Roman"/>
+          <w:sz w:val="28"/>
+          <w:szCs w:val="28"/>
+          <w:lang w:val="en-US"/>
+        </w:rPr>
+        <w:t>STP</w:t>
+      </w:r>
+      <w:r>
+        <w:rPr>
+          <w:rFonts w:ascii="Times New Roman" w:hAnsi="Times New Roman" w:cs="Times New Roman"/>
+          <w:sz w:val="28"/>
+          <w:szCs w:val="28"/>
+        </w:rPr>
+        <w:t>.</w:t>
+      </w:r>
+    </w:p>
     <w:sectPr>
       <w:pgSz w:w="11906" w:h="16838"/>
       <w:pgMar w:top="1134" w:right="850" w:bottom="1134" w:left="1701" w:header="708" w:footer="708" w:gutter="0"/>
@@ -1624,6 +2816,127 @@
     </w:sectPr>
   </w:body>
 </w:document>
+</file>
+
+<file path=word/numbering.xml><?xml version="1.0" encoding="utf-8"?>
+<w:numbering xmlns:wpc="http://schemas.microsoft.com/office/word/2010/wordprocessingCanvas" xmlns:cx="http://schemas.microsoft.com/office/drawing/2014/chartex" xmlns:cx1="http://schemas.microsoft.com/office/drawing/2015/9/8/chartex" xmlns:cx2="http://schemas.microsoft.com/office/drawing/2015/10/21/chartex" xmlns:cx3="http://schemas.microsoft.com/office/drawing/2016/5/9/chartex" xmlns:cx4="http://schemas.microsoft.com/office/drawing/2016/5/10/chartex" xmlns:cx5="http://schemas.microsoft.com/office/drawing/2016/5/11/chartex" xmlns:cx6="http://schemas.microsoft.com/office/drawing/2016/5/12/chartex" xmlns:cx7="http://schemas.microsoft.com/office/drawing/2016/5/13/chartex" xmlns:cx8="http://schemas.microsoft.com/office/drawing/2016/5/14/chartex" xmlns:mc="http://schemas.openxmlformats.org/markup-compatibility/2006" xmlns:aink="http://schemas.microsoft.com/office/drawing/2016/ink" xmlns:am3d="http://schemas.microsoft.com/office/drawing/2017/model3d" xmlns:o="urn:schemas-microsoft-com:office:office" xmlns:r="http://schemas.openxmlformats.org/officeDocument/2006/relationships" xmlns:m="http://schemas.openxmlformats.org/officeDocument/2006/math" xmlns:v="urn:schemas-microsoft-com:vml" xmlns:wp14="http://schemas.microsoft.com/office/word/2010/wordprocessingDrawing" xmlns:wp="http://schemas.openxmlformats.org/drawingml/2006/wordprocessingDrawing" xmlns:w10="urn:schemas-microsoft-com:office:word" xmlns:w="http://schemas.openxmlformats.org/wordprocessingml/2006/main" xmlns:w14="http://schemas.microsoft.com/office/word/2010/wordml" xmlns:w15="http://schemas.microsoft.com/office/word/2012/wordml" xmlns:w16cex="http://schemas.microsoft.com/office/word/2018/wordml/cex" xmlns:w16cid="http://schemas.microsoft.com/office/word/2016/wordml/cid" xmlns:w16="http://schemas.microsoft.com/office/word/2018/wordml" xmlns:w16sdtdh="http://schemas.microsoft.com/office/word/2020/wordml/sdtdatahash" xmlns:w16se="http://schemas.microsoft.com/office/word/2015/wordml/symex" xmlns:wpg="http://schemas.microsoft.com/office/word/2010/wordprocessingGroup" xmlns:wpi="http://schemas.microsoft.com/office/word/2010/wordprocessingInk" xmlns:wne="http://schemas.microsoft.com/office/word/2006/wordml" xmlns:wps="http://schemas.microsoft.com/office/word/2010/wordprocessingShape" mc:Ignorable="w14 w15 w16se w16cid w16 w16cex w16sdtdh wp14">
+  <w:abstractNum w:abstractNumId="0" w15:restartNumberingAfterBreak="0">
+    <w:nsid w:val="2FAB7212"/>
+    <w:multiLevelType w:val="hybridMultilevel"/>
+    <w:tmpl w:val="F478595C"/>
+    <w:lvl w:ilvl="0" w:tplc="04190001">
+      <w:start w:val="1"/>
+      <w:numFmt w:val="bullet"/>
+      <w:lvlText w:val=""/>
+      <w:lvlJc w:val="left"/>
+      <w:pPr>
+        <w:ind w:left="720" w:hanging="360"/>
+      </w:pPr>
+      <w:rPr>
+        <w:rFonts w:ascii="Symbol" w:hAnsi="Symbol" w:hint="default"/>
+      </w:rPr>
+    </w:lvl>
+    <w:lvl w:ilvl="1" w:tplc="04190003" w:tentative="1">
+      <w:start w:val="1"/>
+      <w:numFmt w:val="bullet"/>
+      <w:lvlText w:val="o"/>
+      <w:lvlJc w:val="left"/>
+      <w:pPr>
+        <w:ind w:left="1440" w:hanging="360"/>
+      </w:pPr>
+      <w:rPr>
+        <w:rFonts w:ascii="Courier New" w:hAnsi="Courier New" w:cs="Courier New" w:hint="default"/>
+      </w:rPr>
+    </w:lvl>
+    <w:lvl w:ilvl="2" w:tplc="04190005" w:tentative="1">
+      <w:start w:val="1"/>
+      <w:numFmt w:val="bullet"/>
+      <w:lvlText w:val=""/>
+      <w:lvlJc w:val="left"/>
+      <w:pPr>
+        <w:ind w:left="2160" w:hanging="360"/>
+      </w:pPr>
+      <w:rPr>
+        <w:rFonts w:ascii="Wingdings" w:hAnsi="Wingdings" w:hint="default"/>
+      </w:rPr>
+    </w:lvl>
+    <w:lvl w:ilvl="3" w:tplc="04190001" w:tentative="1">
+      <w:start w:val="1"/>
+      <w:numFmt w:val="bullet"/>
+      <w:lvlText w:val=""/>
+      <w:lvlJc w:val="left"/>
+      <w:pPr>
+        <w:ind w:left="2880" w:hanging="360"/>
+      </w:pPr>
+      <w:rPr>
+        <w:rFonts w:ascii="Symbol" w:hAnsi="Symbol" w:hint="default"/>
+      </w:rPr>
+    </w:lvl>
+    <w:lvl w:ilvl="4" w:tplc="04190003" w:tentative="1">
+      <w:start w:val="1"/>
+      <w:numFmt w:val="bullet"/>
+      <w:lvlText w:val="o"/>
+      <w:lvlJc w:val="left"/>
+      <w:pPr>
+        <w:ind w:left="3600" w:hanging="360"/>
+      </w:pPr>
+      <w:rPr>
+        <w:rFonts w:ascii="Courier New" w:hAnsi="Courier New" w:cs="Courier New" w:hint="default"/>
+      </w:rPr>
+    </w:lvl>
+    <w:lvl w:ilvl="5" w:tplc="04190005" w:tentative="1">
+      <w:start w:val="1"/>
+      <w:numFmt w:val="bullet"/>
+      <w:lvlText w:val=""/>
+      <w:lvlJc w:val="left"/>
+      <w:pPr>
+        <w:ind w:left="4320" w:hanging="360"/>
+      </w:pPr>
+      <w:rPr>
+        <w:rFonts w:ascii="Wingdings" w:hAnsi="Wingdings" w:hint="default"/>
+      </w:rPr>
+    </w:lvl>
+    <w:lvl w:ilvl="6" w:tplc="04190001" w:tentative="1">
+      <w:start w:val="1"/>
+      <w:numFmt w:val="bullet"/>
+      <w:lvlText w:val=""/>
+      <w:lvlJc w:val="left"/>
+      <w:pPr>
+        <w:ind w:left="5040" w:hanging="360"/>
+      </w:pPr>
+      <w:rPr>
+        <w:rFonts w:ascii="Symbol" w:hAnsi="Symbol" w:hint="default"/>
+      </w:rPr>
+    </w:lvl>
+    <w:lvl w:ilvl="7" w:tplc="04190003" w:tentative="1">
+      <w:start w:val="1"/>
+      <w:numFmt w:val="bullet"/>
+      <w:lvlText w:val="o"/>
+      <w:lvlJc w:val="left"/>
+      <w:pPr>
+        <w:ind w:left="5760" w:hanging="360"/>
+      </w:pPr>
+      <w:rPr>
+        <w:rFonts w:ascii="Courier New" w:hAnsi="Courier New" w:cs="Courier New" w:hint="default"/>
+      </w:rPr>
+    </w:lvl>
+    <w:lvl w:ilvl="8" w:tplc="04190005" w:tentative="1">
+      <w:start w:val="1"/>
+      <w:numFmt w:val="bullet"/>
+      <w:lvlText w:val=""/>
+      <w:lvlJc w:val="left"/>
+      <w:pPr>
+        <w:ind w:left="6480" w:hanging="360"/>
+      </w:pPr>
+      <w:rPr>
+        <w:rFonts w:ascii="Wingdings" w:hAnsi="Wingdings" w:hint="default"/>
+      </w:rPr>
+    </w:lvl>
+  </w:abstractNum>
+  <w:num w:numId="1">
+    <w:abstractNumId w:val="0"/>
+  </w:num>
+</w:numbering>
 </file>
 
 <file path=word/styles.xml><?xml version="1.0" encoding="utf-8"?>
@@ -2052,6 +3365,17 @@
     <w:semiHidden/>
     <w:unhideWhenUsed/>
   </w:style>
+  <w:style w:type="paragraph" w:styleId="a3">
+    <w:name w:val="List Paragraph"/>
+    <w:basedOn w:val="a"/>
+    <w:uiPriority w:val="34"/>
+    <w:qFormat/>
+    <w:rsid w:val="00A40377"/>
+    <w:pPr>
+      <w:ind w:left="720"/>
+      <w:contextualSpacing/>
+    </w:pPr>
+  </w:style>
 </w:styles>
 </file>
 
@@ -2348,4 +3672,16 @@
     </a:ext>
   </a:extLst>
 </a:theme>
+</file>
+
+<file path=customXml/item1.xml><?xml version="1.0" encoding="utf-8"?>
+<b:Sources xmlns:b="http://schemas.openxmlformats.org/officeDocument/2006/bibliography" xmlns="http://schemas.openxmlformats.org/officeDocument/2006/bibliography" SelectedStyle="\APASixthEditionOfficeOnline.xsl" StyleName="APA" Version="6"/>
+</file>
+
+<file path=customXml/itemProps1.xml><?xml version="1.0" encoding="utf-8"?>
+<ds:datastoreItem xmlns:ds="http://schemas.openxmlformats.org/officeDocument/2006/customXml" ds:itemID="{180B5E8B-3BB2-4D4D-B4FF-87779B5C9592}">
+  <ds:schemaRefs>
+    <ds:schemaRef ds:uri="http://schemas.openxmlformats.org/officeDocument/2006/bibliography"/>
+  </ds:schemaRefs>
+</ds:datastoreItem>
 </file>